--- a/src/templates/itr.docx
+++ b/src/templates/itr.docx
@@ -1,521 +1,643 @@
 
 <file path=word/document.xml><?xml version="1.0" encoding="utf-8"?>
-<w:document xmlns:mc="http://schemas.openxmlformats.org/markup-compatibility/2006" xmlns:o="urn:schemas-microsoft-com:office:office" xmlns:r="http://schemas.openxmlformats.org/officeDocument/2006/relationships" xmlns:m="http://schemas.openxmlformats.org/officeDocument/2006/math" xmlns:v="urn:schemas-microsoft-com:vml" xmlns:wp="http://schemas.openxmlformats.org/drawingml/2006/wordprocessingDrawing" xmlns:w10="urn:schemas-microsoft-com:office:word" xmlns:w="http://schemas.openxmlformats.org/wordprocessingml/2006/main" xmlns:wne="http://schemas.microsoft.com/office/word/2006/wordml" xmlns:sl="http://schemas.openxmlformats.org/schemaLibrary/2006/main" xmlns:a="http://schemas.openxmlformats.org/drawingml/2006/main" xmlns:pic="http://schemas.openxmlformats.org/drawingml/2006/picture" xmlns:c="http://schemas.openxmlformats.org/drawingml/2006/chart" xmlns:lc="http://schemas.openxmlformats.org/drawingml/2006/lockedCanvas" xmlns:dgm="http://schemas.openxmlformats.org/drawingml/2006/diagram" xmlns:wps="http://schemas.microsoft.com/office/word/2010/wordprocessingShape" xmlns:wpg="http://schemas.microsoft.com/office/word/2010/wordprocessingGroup" xmlns:w14="http://schemas.microsoft.com/office/word/2010/wordml" xmlns:w15="http://schemas.microsoft.com/office/word/2012/wordml" xmlns:w16="http://schemas.microsoft.com/office/word/2018/wordml" xmlns:w16cex="http://schemas.microsoft.com/office/word/2018/wordml/cex" xmlns:w16cid="http://schemas.microsoft.com/office/word/2016/wordml/cid" xmlns:cr="http://schemas.microsoft.com/office/comments/2020/reactions">
+<w:document xmlns:wpc="http://schemas.microsoft.com/office/word/2010/wordprocessingCanvas" xmlns:cx="http://schemas.microsoft.com/office/drawing/2014/chartex" xmlns:cx1="http://schemas.microsoft.com/office/drawing/2015/9/8/chartex" xmlns:mc="http://schemas.openxmlformats.org/markup-compatibility/2006" xmlns:o="urn:schemas-microsoft-com:office:office" xmlns:r="http://schemas.openxmlformats.org/officeDocument/2006/relationships" xmlns:m="http://schemas.openxmlformats.org/officeDocument/2006/math" xmlns:v="urn:schemas-microsoft-com:vml" xmlns:wp14="http://schemas.microsoft.com/office/word/2010/wordprocessingDrawing" xmlns:wp="http://schemas.openxmlformats.org/drawingml/2006/wordprocessingDrawing" xmlns:w10="urn:schemas-microsoft-com:office:word" xmlns:w="http://schemas.openxmlformats.org/wordprocessingml/2006/main" xmlns:w14="http://schemas.microsoft.com/office/word/2010/wordml" xmlns:w15="http://schemas.microsoft.com/office/word/2012/wordml" xmlns:w16se="http://schemas.microsoft.com/office/word/2015/wordml/symex" xmlns:wpg="http://schemas.microsoft.com/office/word/2010/wordprocessingGroup" xmlns:wpi="http://schemas.microsoft.com/office/word/2010/wordprocessingInk" xmlns:wne="http://schemas.microsoft.com/office/word/2006/wordml" xmlns:wps="http://schemas.microsoft.com/office/word/2010/wordprocessingShape" mc:Ignorable="w14 w15 w16se wp14">
   <w:body>
     <w:p>
       <w:pPr>
-        <w:keepNext w:val="0"/>
-        <w:keepLines w:val="0"/>
-        <w:pageBreakBefore w:val="0"/>
         <w:widowControl w:val="0"/>
         <w:pBdr>
-          <w:top w:space="0" w:sz="0" w:val="nil"/>
-          <w:left w:space="0" w:sz="0" w:val="nil"/>
-          <w:bottom w:space="0" w:sz="0" w:val="nil"/>
-          <w:right w:space="0" w:sz="0" w:val="nil"/>
-          <w:between w:space="0" w:sz="0" w:val="nil"/>
+          <w:top w:val="nil"/>
+          <w:left w:val="nil"/>
+          <w:bottom w:val="nil"/>
+          <w:right w:val="nil"/>
+          <w:between w:val="nil"/>
         </w:pBdr>
-        <w:shd w:fill="auto" w:val="clear"/>
-        <w:spacing w:after="0" w:before="0" w:line="276" w:lineRule="auto"/>
-        <w:ind w:left="0" w:right="0" w:firstLine="0"/>
-        <w:jc w:val="left"/>
+        <w:spacing w:after="0" w:line="276" w:lineRule="auto"/>
         <w:rPr>
-          <w:rFonts w:ascii="Arial" w:cs="Arial" w:eastAsia="Arial" w:hAnsi="Arial"/>
-          <w:b w:val="0"/>
-          <w:i w:val="0"/>
-          <w:smallCaps w:val="0"/>
-          <w:strike w:val="0"/>
+          <w:rFonts w:ascii="Arial" w:eastAsia="Arial" w:hAnsi="Arial" w:cs="Arial"/>
           <w:color w:val="000000"/>
-          <w:sz w:val="22"/>
-          <w:szCs w:val="22"/>
-          <w:u w:val="none"/>
-          <w:shd w:fill="auto" w:val="clear"/>
-          <w:vertAlign w:val="baseline"/>
         </w:rPr>
       </w:pPr>
       <w:r>
         <w:rPr>
-          <w:rtl w:val="0"/>
+          <w:noProof/>
         </w:rPr>
+        <w:pict>
+          <v:shapetype id="_x0000_t75" coordsize="21600,21600" o:spt="75" o:preferrelative="t" path="m@4@5l@4@11@9@11@9@5xe" filled="f" stroked="f">
+            <v:stroke joinstyle="miter"/>
+            <v:formulas>
+              <v:f eqn="if lineDrawn pixelLineWidth 0"/>
+              <v:f eqn="sum @0 1 0"/>
+              <v:f eqn="sum 0 0 @1"/>
+              <v:f eqn="prod @2 1 2"/>
+              <v:f eqn="prod @3 21600 pixelWidth"/>
+              <v:f eqn="prod @3 21600 pixelHeight"/>
+              <v:f eqn="sum @0 0 1"/>
+              <v:f eqn="prod @6 1 2"/>
+              <v:f eqn="prod @7 21600 pixelWidth"/>
+              <v:f eqn="sum @8 21600 0"/>
+              <v:f eqn="prod @7 21600 pixelHeight"/>
+              <v:f eqn="sum @10 21600 0"/>
+            </v:formulas>
+            <v:path o:extrusionok="f" gradientshapeok="t" o:connecttype="rect"/>
+            <o:lock v:ext="edit" aspectratio="t"/>
+          </v:shapetype>
+          <v:shape id="_x0000_s1026" type="#_x0000_t75" style="position:absolute;margin-left:0;margin-top:0;width:612pt;height:11in;z-index:-251646976;mso-position-horizontal:absolute;mso-position-horizontal-relative:text;mso-position-vertical:absolute;mso-position-vertical-relative:text;mso-width-relative:page;mso-height-relative:page">
+            <v:imagedata r:id="rId5" o:title="bg brgy_pages-to-jpg-0001"/>
+          </v:shape>
+        </w:pict>
       </w:r>
     </w:p>
     <w:tbl>
       <w:tblPr>
-        <w:tblStyle w:val="Table1"/>
-        <w:tblpPr w:leftFromText="180" w:rightFromText="180" w:topFromText="0" w:bottomFromText="0" w:vertAnchor="text" w:horzAnchor="text" w:tblpX="898" w:tblpY="10026"/>
-        <w:tblW w:w="5807.0" w:type="dxa"/>
-        <w:jc w:val="left"/>
+        <w:tblStyle w:val="a"/>
+        <w:tblpPr w:leftFromText="180" w:rightFromText="180" w:vertAnchor="text" w:tblpX="898" w:tblpY="10026"/>
+        <w:tblW w:w="5807" w:type="dxa"/>
         <w:tblBorders>
-          <w:top w:color="bfbfbf" w:space="0" w:sz="4" w:val="single"/>
-          <w:left w:color="bfbfbf" w:space="0" w:sz="4" w:val="single"/>
-          <w:bottom w:color="bfbfbf" w:space="0" w:sz="4" w:val="single"/>
-          <w:right w:color="bfbfbf" w:space="0" w:sz="4" w:val="single"/>
-          <w:insideH w:color="bfbfbf" w:space="0" w:sz="4" w:val="single"/>
-          <w:insideV w:color="bfbfbf" w:space="0" w:sz="4" w:val="single"/>
+          <w:top w:val="single" w:sz="4" w:space="0" w:color="BFBFBF"/>
+          <w:left w:val="single" w:sz="4" w:space="0" w:color="BFBFBF"/>
+          <w:bottom w:val="single" w:sz="4" w:space="0" w:color="BFBFBF"/>
+          <w:right w:val="single" w:sz="4" w:space="0" w:color="BFBFBF"/>
+          <w:insideH w:val="single" w:sz="4" w:space="0" w:color="BFBFBF"/>
+          <w:insideV w:val="single" w:sz="4" w:space="0" w:color="BFBFBF"/>
         </w:tblBorders>
         <w:tblLayout w:type="fixed"/>
-        <w:tblLook w:val="0400"/>
+        <w:tblLook w:val="0400" w:firstRow="0" w:lastRow="0" w:firstColumn="0" w:lastColumn="0" w:noHBand="0" w:noVBand="1"/>
       </w:tblPr>
       <w:tblGrid>
         <w:gridCol w:w="1555"/>
         <w:gridCol w:w="4252"/>
-        <w:tblGridChange w:id="0">
-          <w:tblGrid>
-            <w:gridCol w:w="1555"/>
-            <w:gridCol w:w="4252"/>
-          </w:tblGrid>
-        </w:tblGridChange>
       </w:tblGrid>
       <w:tr>
         <w:trPr>
-          <w:cantSplit w:val="0"/>
-          <w:trHeight w:val="358" w:hRule="atLeast"/>
-          <w:tblHeader w:val="0"/>
+          <w:trHeight w:val="358"/>
         </w:trPr>
         <w:tc>
           <w:tcPr>
+            <w:tcW w:w="1555" w:type="dxa"/>
             <w:vAlign w:val="center"/>
           </w:tcPr>
           <w:p>
             <w:pPr>
               <w:rPr>
-                <w:rFonts w:ascii="Arial" w:cs="Arial" w:eastAsia="Arial" w:hAnsi="Arial"/>
+                <w:rFonts w:ascii="Arial" w:eastAsia="Arial" w:hAnsi="Arial" w:cs="Arial"/>
                 <w:sz w:val="20"/>
                 <w:szCs w:val="20"/>
               </w:rPr>
             </w:pPr>
             <w:r>
               <w:rPr>
-                <w:rFonts w:ascii="Arial" w:cs="Arial" w:eastAsia="Arial" w:hAnsi="Arial"/>
+                <w:rFonts w:ascii="Arial" w:eastAsia="Arial" w:hAnsi="Arial" w:cs="Arial"/>
                 <w:sz w:val="20"/>
                 <w:szCs w:val="20"/>
-                <w:rtl w:val="0"/>
-              </w:rPr>
-              <w:t xml:space="preserve">Date Issued</w:t>
+              </w:rPr>
+              <w:t>Date Issued</w:t>
             </w:r>
           </w:p>
         </w:tc>
         <w:tc>
           <w:tcPr>
+            <w:tcW w:w="4252" w:type="dxa"/>
             <w:vAlign w:val="center"/>
           </w:tcPr>
           <w:p>
             <w:pPr>
               <w:rPr>
-                <w:rFonts w:ascii="Arial" w:cs="Arial" w:eastAsia="Arial" w:hAnsi="Arial"/>
-                <w:b w:val="1"/>
+                <w:rFonts w:ascii="Arial" w:eastAsia="Arial" w:hAnsi="Arial" w:cs="Arial"/>
+                <w:b/>
                 <w:sz w:val="24"/>
                 <w:szCs w:val="24"/>
               </w:rPr>
             </w:pPr>
             <w:r>
               <w:rPr>
-                <w:rFonts w:ascii="Arial" w:cs="Arial" w:eastAsia="Arial" w:hAnsi="Arial"/>
-                <w:b w:val="1"/>
-                <w:sz w:val="24"/>
-                <w:szCs w:val="24"/>
-                <w:rtl w:val="0"/>
-              </w:rPr>
-              <w:t xml:space="preserve">{formDateIssued}</w:t>
+                <w:rFonts w:ascii="Arial" w:eastAsia="Arial" w:hAnsi="Arial" w:cs="Arial"/>
+                <w:b/>
+                <w:sz w:val="24"/>
+                <w:szCs w:val="24"/>
+              </w:rPr>
+              <w:t>{</w:t>
+            </w:r>
+            <w:proofErr w:type="spellStart"/>
+            <w:r>
+              <w:rPr>
+                <w:rFonts w:ascii="Arial" w:eastAsia="Arial" w:hAnsi="Arial" w:cs="Arial"/>
+                <w:b/>
+                <w:sz w:val="24"/>
+                <w:szCs w:val="24"/>
+              </w:rPr>
+              <w:t>formDateIssued</w:t>
+            </w:r>
+            <w:proofErr w:type="spellEnd"/>
+            <w:r>
+              <w:rPr>
+                <w:rFonts w:ascii="Arial" w:eastAsia="Arial" w:hAnsi="Arial" w:cs="Arial"/>
+                <w:b/>
+                <w:sz w:val="24"/>
+                <w:szCs w:val="24"/>
+              </w:rPr>
+              <w:t>}</w:t>
             </w:r>
           </w:p>
         </w:tc>
       </w:tr>
       <w:tr>
         <w:trPr>
-          <w:cantSplit w:val="0"/>
-          <w:trHeight w:val="406" w:hRule="atLeast"/>
-          <w:tblHeader w:val="0"/>
+          <w:trHeight w:val="406"/>
         </w:trPr>
         <w:tc>
           <w:tcPr>
+            <w:tcW w:w="1555" w:type="dxa"/>
             <w:vAlign w:val="center"/>
           </w:tcPr>
           <w:p>
             <w:pPr>
               <w:rPr>
-                <w:rFonts w:ascii="Arial" w:cs="Arial" w:eastAsia="Arial" w:hAnsi="Arial"/>
+                <w:rFonts w:ascii="Arial" w:eastAsia="Arial" w:hAnsi="Arial" w:cs="Arial"/>
                 <w:sz w:val="20"/>
                 <w:szCs w:val="20"/>
               </w:rPr>
             </w:pPr>
             <w:r>
               <w:rPr>
-                <w:rFonts w:ascii="Arial" w:cs="Arial" w:eastAsia="Arial" w:hAnsi="Arial"/>
+                <w:rFonts w:ascii="Arial" w:eastAsia="Arial" w:hAnsi="Arial" w:cs="Arial"/>
                 <w:sz w:val="20"/>
                 <w:szCs w:val="20"/>
-                <w:rtl w:val="0"/>
-              </w:rPr>
-              <w:t xml:space="preserve">Valid Until</w:t>
+              </w:rPr>
+              <w:t>Valid Until</w:t>
             </w:r>
           </w:p>
         </w:tc>
         <w:tc>
           <w:tcPr>
+            <w:tcW w:w="4252" w:type="dxa"/>
             <w:vAlign w:val="center"/>
           </w:tcPr>
           <w:p>
             <w:pPr>
               <w:rPr>
-                <w:rFonts w:ascii="Arial" w:cs="Arial" w:eastAsia="Arial" w:hAnsi="Arial"/>
-                <w:b w:val="1"/>
+                <w:rFonts w:ascii="Arial" w:eastAsia="Arial" w:hAnsi="Arial" w:cs="Arial"/>
+                <w:b/>
                 <w:sz w:val="24"/>
                 <w:szCs w:val="24"/>
               </w:rPr>
             </w:pPr>
             <w:r>
               <w:rPr>
-                <w:rFonts w:ascii="Arial" w:cs="Arial" w:eastAsia="Arial" w:hAnsi="Arial"/>
-                <w:b w:val="1"/>
-                <w:sz w:val="24"/>
-                <w:szCs w:val="24"/>
-                <w:rtl w:val="0"/>
-              </w:rPr>
-              <w:t xml:space="preserve">{expirationDate}</w:t>
+                <w:rFonts w:ascii="Arial" w:eastAsia="Arial" w:hAnsi="Arial" w:cs="Arial"/>
+                <w:b/>
+                <w:sz w:val="24"/>
+                <w:szCs w:val="24"/>
+              </w:rPr>
+              <w:t>{</w:t>
+            </w:r>
+            <w:proofErr w:type="spellStart"/>
+            <w:r>
+              <w:rPr>
+                <w:rFonts w:ascii="Arial" w:eastAsia="Arial" w:hAnsi="Arial" w:cs="Arial"/>
+                <w:b/>
+                <w:sz w:val="24"/>
+                <w:szCs w:val="24"/>
+              </w:rPr>
+              <w:t>expirationDate</w:t>
+            </w:r>
+            <w:proofErr w:type="spellEnd"/>
+            <w:r>
+              <w:rPr>
+                <w:rFonts w:ascii="Arial" w:eastAsia="Arial" w:hAnsi="Arial" w:cs="Arial"/>
+                <w:b/>
+                <w:sz w:val="24"/>
+                <w:szCs w:val="24"/>
+              </w:rPr>
+              <w:t>}</w:t>
             </w:r>
           </w:p>
         </w:tc>
       </w:tr>
       <w:tr>
         <w:trPr>
-          <w:cantSplit w:val="0"/>
-          <w:trHeight w:val="410" w:hRule="atLeast"/>
-          <w:tblHeader w:val="0"/>
+          <w:trHeight w:val="410"/>
         </w:trPr>
         <w:tc>
           <w:tcPr>
+            <w:tcW w:w="1555" w:type="dxa"/>
             <w:vAlign w:val="center"/>
           </w:tcPr>
           <w:p>
             <w:pPr>
               <w:rPr>
-                <w:rFonts w:ascii="Arial" w:cs="Arial" w:eastAsia="Arial" w:hAnsi="Arial"/>
+                <w:rFonts w:ascii="Arial" w:eastAsia="Arial" w:hAnsi="Arial" w:cs="Arial"/>
                 <w:sz w:val="20"/>
                 <w:szCs w:val="20"/>
               </w:rPr>
             </w:pPr>
             <w:r>
               <w:rPr>
-                <w:rFonts w:ascii="Arial" w:cs="Arial" w:eastAsia="Arial" w:hAnsi="Arial"/>
+                <w:rFonts w:ascii="Arial" w:eastAsia="Arial" w:hAnsi="Arial" w:cs="Arial"/>
                 <w:sz w:val="20"/>
                 <w:szCs w:val="20"/>
-                <w:rtl w:val="0"/>
-              </w:rPr>
-              <w:t xml:space="preserve">CTC No</w:t>
+              </w:rPr>
+              <w:t>CTC No</w:t>
             </w:r>
           </w:p>
         </w:tc>
         <w:tc>
           <w:tcPr>
+            <w:tcW w:w="4252" w:type="dxa"/>
             <w:vAlign w:val="center"/>
           </w:tcPr>
           <w:p>
             <w:pPr>
               <w:rPr>
-                <w:rFonts w:ascii="Arial" w:cs="Arial" w:eastAsia="Arial" w:hAnsi="Arial"/>
-                <w:b w:val="1"/>
+                <w:rFonts w:ascii="Arial" w:eastAsia="Arial" w:hAnsi="Arial" w:cs="Arial"/>
+                <w:b/>
                 <w:sz w:val="24"/>
                 <w:szCs w:val="24"/>
               </w:rPr>
             </w:pPr>
             <w:r>
               <w:rPr>
-                <w:rFonts w:ascii="Arial" w:cs="Arial" w:eastAsia="Arial" w:hAnsi="Arial"/>
-                <w:b w:val="1"/>
-                <w:sz w:val="24"/>
-                <w:szCs w:val="24"/>
-                <w:rtl w:val="0"/>
-              </w:rPr>
-              <w:t xml:space="preserve">{CTCNo}</w:t>
+                <w:rFonts w:ascii="Arial" w:eastAsia="Arial" w:hAnsi="Arial" w:cs="Arial"/>
+                <w:b/>
+                <w:sz w:val="24"/>
+                <w:szCs w:val="24"/>
+              </w:rPr>
+              <w:t>{</w:t>
+            </w:r>
+            <w:proofErr w:type="spellStart"/>
+            <w:r>
+              <w:rPr>
+                <w:rFonts w:ascii="Arial" w:eastAsia="Arial" w:hAnsi="Arial" w:cs="Arial"/>
+                <w:b/>
+                <w:sz w:val="24"/>
+                <w:szCs w:val="24"/>
+              </w:rPr>
+              <w:t>CTCNo</w:t>
+            </w:r>
+            <w:proofErr w:type="spellEnd"/>
+            <w:r>
+              <w:rPr>
+                <w:rFonts w:ascii="Arial" w:eastAsia="Arial" w:hAnsi="Arial" w:cs="Arial"/>
+                <w:b/>
+                <w:sz w:val="24"/>
+                <w:szCs w:val="24"/>
+              </w:rPr>
+              <w:t>}</w:t>
             </w:r>
           </w:p>
         </w:tc>
       </w:tr>
       <w:tr>
         <w:trPr>
-          <w:cantSplit w:val="0"/>
-          <w:trHeight w:val="410" w:hRule="atLeast"/>
-          <w:tblHeader w:val="0"/>
+          <w:trHeight w:val="410"/>
         </w:trPr>
         <w:tc>
           <w:tcPr>
+            <w:tcW w:w="1555" w:type="dxa"/>
             <w:vAlign w:val="center"/>
           </w:tcPr>
           <w:p>
             <w:pPr>
               <w:rPr>
-                <w:rFonts w:ascii="Arial" w:cs="Arial" w:eastAsia="Arial" w:hAnsi="Arial"/>
+                <w:rFonts w:ascii="Arial" w:eastAsia="Arial" w:hAnsi="Arial" w:cs="Arial"/>
                 <w:sz w:val="20"/>
                 <w:szCs w:val="20"/>
               </w:rPr>
             </w:pPr>
             <w:r>
               <w:rPr>
-                <w:rFonts w:ascii="Arial" w:cs="Arial" w:eastAsia="Arial" w:hAnsi="Arial"/>
+                <w:rFonts w:ascii="Arial" w:eastAsia="Arial" w:hAnsi="Arial" w:cs="Arial"/>
                 <w:sz w:val="20"/>
                 <w:szCs w:val="20"/>
-                <w:rtl w:val="0"/>
-              </w:rPr>
-              <w:t xml:space="preserve">CTC Date</w:t>
+              </w:rPr>
+              <w:t>CTC Date</w:t>
             </w:r>
           </w:p>
         </w:tc>
         <w:tc>
           <w:tcPr>
+            <w:tcW w:w="4252" w:type="dxa"/>
             <w:vAlign w:val="center"/>
           </w:tcPr>
           <w:p>
             <w:pPr>
               <w:rPr>
-                <w:rFonts w:ascii="Arial" w:cs="Arial" w:eastAsia="Arial" w:hAnsi="Arial"/>
-                <w:b w:val="1"/>
+                <w:rFonts w:ascii="Arial" w:eastAsia="Arial" w:hAnsi="Arial" w:cs="Arial"/>
+                <w:b/>
                 <w:sz w:val="24"/>
                 <w:szCs w:val="24"/>
               </w:rPr>
             </w:pPr>
             <w:r>
               <w:rPr>
-                <w:rFonts w:ascii="Arial" w:cs="Arial" w:eastAsia="Arial" w:hAnsi="Arial"/>
-                <w:b w:val="1"/>
-                <w:sz w:val="24"/>
-                <w:szCs w:val="24"/>
-                <w:rtl w:val="0"/>
-              </w:rPr>
-              <w:t xml:space="preserve">{dateIssued}</w:t>
+                <w:rFonts w:ascii="Arial" w:eastAsia="Arial" w:hAnsi="Arial" w:cs="Arial"/>
+                <w:b/>
+                <w:sz w:val="24"/>
+                <w:szCs w:val="24"/>
+              </w:rPr>
+              <w:t>{</w:t>
+            </w:r>
+            <w:proofErr w:type="spellStart"/>
+            <w:r>
+              <w:rPr>
+                <w:rFonts w:ascii="Arial" w:eastAsia="Arial" w:hAnsi="Arial" w:cs="Arial"/>
+                <w:b/>
+                <w:sz w:val="24"/>
+                <w:szCs w:val="24"/>
+              </w:rPr>
+              <w:t>dateIssued</w:t>
+            </w:r>
+            <w:proofErr w:type="spellEnd"/>
+            <w:r>
+              <w:rPr>
+                <w:rFonts w:ascii="Arial" w:eastAsia="Arial" w:hAnsi="Arial" w:cs="Arial"/>
+                <w:b/>
+                <w:sz w:val="24"/>
+                <w:szCs w:val="24"/>
+              </w:rPr>
+              <w:t>}</w:t>
             </w:r>
           </w:p>
         </w:tc>
       </w:tr>
       <w:tr>
         <w:trPr>
-          <w:cantSplit w:val="0"/>
-          <w:trHeight w:val="432" w:hRule="atLeast"/>
-          <w:tblHeader w:val="0"/>
+          <w:trHeight w:val="432"/>
         </w:trPr>
         <w:tc>
           <w:tcPr>
+            <w:tcW w:w="1555" w:type="dxa"/>
             <w:vAlign w:val="center"/>
           </w:tcPr>
           <w:p>
             <w:pPr>
               <w:rPr>
-                <w:rFonts w:ascii="Arial" w:cs="Arial" w:eastAsia="Arial" w:hAnsi="Arial"/>
+                <w:rFonts w:ascii="Arial" w:eastAsia="Arial" w:hAnsi="Arial" w:cs="Arial"/>
                 <w:sz w:val="20"/>
                 <w:szCs w:val="20"/>
               </w:rPr>
             </w:pPr>
             <w:r>
               <w:rPr>
-                <w:rFonts w:ascii="Arial" w:cs="Arial" w:eastAsia="Arial" w:hAnsi="Arial"/>
+                <w:rFonts w:ascii="Arial" w:eastAsia="Arial" w:hAnsi="Arial" w:cs="Arial"/>
                 <w:sz w:val="20"/>
                 <w:szCs w:val="20"/>
-                <w:rtl w:val="0"/>
-              </w:rPr>
-              <w:t xml:space="preserve">Place Issued</w:t>
+              </w:rPr>
+              <w:t>Place Issued</w:t>
             </w:r>
           </w:p>
         </w:tc>
         <w:tc>
           <w:tcPr>
+            <w:tcW w:w="4252" w:type="dxa"/>
             <w:vAlign w:val="center"/>
           </w:tcPr>
           <w:p>
             <w:pPr>
               <w:rPr>
-                <w:rFonts w:ascii="Arial" w:cs="Arial" w:eastAsia="Arial" w:hAnsi="Arial"/>
-                <w:b w:val="1"/>
+                <w:rFonts w:ascii="Arial" w:eastAsia="Arial" w:hAnsi="Arial" w:cs="Arial"/>
+                <w:b/>
                 <w:sz w:val="24"/>
                 <w:szCs w:val="24"/>
               </w:rPr>
             </w:pPr>
             <w:r>
               <w:rPr>
-                <w:rFonts w:ascii="Arial" w:cs="Arial" w:eastAsia="Arial" w:hAnsi="Arial"/>
-                <w:b w:val="1"/>
-                <w:sz w:val="24"/>
-                <w:szCs w:val="24"/>
-                <w:rtl w:val="0"/>
-              </w:rPr>
-              <w:t xml:space="preserve">{placeIssued}</w:t>
+                <w:rFonts w:ascii="Arial" w:eastAsia="Arial" w:hAnsi="Arial" w:cs="Arial"/>
+                <w:b/>
+                <w:sz w:val="24"/>
+                <w:szCs w:val="24"/>
+              </w:rPr>
+              <w:t>{</w:t>
+            </w:r>
+            <w:proofErr w:type="spellStart"/>
+            <w:r>
+              <w:rPr>
+                <w:rFonts w:ascii="Arial" w:eastAsia="Arial" w:hAnsi="Arial" w:cs="Arial"/>
+                <w:b/>
+                <w:sz w:val="24"/>
+                <w:szCs w:val="24"/>
+              </w:rPr>
+              <w:t>placeIssued</w:t>
+            </w:r>
+            <w:proofErr w:type="spellEnd"/>
+            <w:r>
+              <w:rPr>
+                <w:rFonts w:ascii="Arial" w:eastAsia="Arial" w:hAnsi="Arial" w:cs="Arial"/>
+                <w:b/>
+                <w:sz w:val="24"/>
+                <w:szCs w:val="24"/>
+              </w:rPr>
+              <w:t>}</w:t>
             </w:r>
           </w:p>
         </w:tc>
       </w:tr>
       <w:tr>
         <w:trPr>
-          <w:cantSplit w:val="0"/>
-          <w:trHeight w:val="396" w:hRule="atLeast"/>
-          <w:tblHeader w:val="0"/>
+          <w:trHeight w:val="396"/>
         </w:trPr>
         <w:tc>
           <w:tcPr>
+            <w:tcW w:w="1555" w:type="dxa"/>
             <w:vAlign w:val="center"/>
           </w:tcPr>
           <w:p>
             <w:pPr>
               <w:rPr>
-                <w:rFonts w:ascii="Arial" w:cs="Arial" w:eastAsia="Arial" w:hAnsi="Arial"/>
+                <w:rFonts w:ascii="Arial" w:eastAsia="Arial" w:hAnsi="Arial" w:cs="Arial"/>
                 <w:sz w:val="20"/>
                 <w:szCs w:val="20"/>
               </w:rPr>
             </w:pPr>
             <w:r>
               <w:rPr>
-                <w:rFonts w:ascii="Arial" w:cs="Arial" w:eastAsia="Arial" w:hAnsi="Arial"/>
+                <w:rFonts w:ascii="Arial" w:eastAsia="Arial" w:hAnsi="Arial" w:cs="Arial"/>
                 <w:sz w:val="20"/>
                 <w:szCs w:val="20"/>
-                <w:rtl w:val="0"/>
-              </w:rPr>
-              <w:t xml:space="preserve">OR No</w:t>
+              </w:rPr>
+              <w:t>OR No</w:t>
             </w:r>
           </w:p>
         </w:tc>
         <w:tc>
           <w:tcPr>
+            <w:tcW w:w="4252" w:type="dxa"/>
             <w:vAlign w:val="center"/>
           </w:tcPr>
           <w:p>
             <w:pPr>
               <w:rPr>
-                <w:rFonts w:ascii="Arial" w:cs="Arial" w:eastAsia="Arial" w:hAnsi="Arial"/>
-                <w:b w:val="1"/>
+                <w:rFonts w:ascii="Arial" w:eastAsia="Arial" w:hAnsi="Arial" w:cs="Arial"/>
+                <w:b/>
                 <w:sz w:val="24"/>
                 <w:szCs w:val="24"/>
               </w:rPr>
             </w:pPr>
             <w:r>
               <w:rPr>
-                <w:rFonts w:ascii="Arial" w:cs="Arial" w:eastAsia="Arial" w:hAnsi="Arial"/>
-                <w:b w:val="1"/>
-                <w:sz w:val="24"/>
-                <w:szCs w:val="24"/>
-                <w:rtl w:val="0"/>
-              </w:rPr>
-              <w:t xml:space="preserve">{ORNo}</w:t>
+                <w:rFonts w:ascii="Arial" w:eastAsia="Arial" w:hAnsi="Arial" w:cs="Arial"/>
+                <w:b/>
+                <w:sz w:val="24"/>
+                <w:szCs w:val="24"/>
+              </w:rPr>
+              <w:t>{</w:t>
+            </w:r>
+            <w:proofErr w:type="spellStart"/>
+            <w:r>
+              <w:rPr>
+                <w:rFonts w:ascii="Arial" w:eastAsia="Arial" w:hAnsi="Arial" w:cs="Arial"/>
+                <w:b/>
+                <w:sz w:val="24"/>
+                <w:szCs w:val="24"/>
+              </w:rPr>
+              <w:t>ORNo</w:t>
+            </w:r>
+            <w:proofErr w:type="spellEnd"/>
+            <w:r>
+              <w:rPr>
+                <w:rFonts w:ascii="Arial" w:eastAsia="Arial" w:hAnsi="Arial" w:cs="Arial"/>
+                <w:b/>
+                <w:sz w:val="24"/>
+                <w:szCs w:val="24"/>
+              </w:rPr>
+              <w:t>}</w:t>
             </w:r>
           </w:p>
         </w:tc>
       </w:tr>
       <w:tr>
         <w:trPr>
-          <w:cantSplit w:val="0"/>
-          <w:trHeight w:val="430" w:hRule="atLeast"/>
-          <w:tblHeader w:val="0"/>
+          <w:trHeight w:val="430"/>
         </w:trPr>
         <w:tc>
           <w:tcPr>
+            <w:tcW w:w="1555" w:type="dxa"/>
             <w:vAlign w:val="center"/>
           </w:tcPr>
           <w:p>
             <w:pPr>
               <w:rPr>
-                <w:rFonts w:ascii="Arial" w:cs="Arial" w:eastAsia="Arial" w:hAnsi="Arial"/>
+                <w:rFonts w:ascii="Arial" w:eastAsia="Arial" w:hAnsi="Arial" w:cs="Arial"/>
                 <w:sz w:val="24"/>
                 <w:szCs w:val="24"/>
               </w:rPr>
             </w:pPr>
             <w:r>
               <w:rPr>
-                <w:rFonts w:ascii="Arial" w:cs="Arial" w:eastAsia="Arial" w:hAnsi="Arial"/>
-                <w:rtl w:val="0"/>
-              </w:rPr>
-              <w:t xml:space="preserve">Prepared By</w:t>
-            </w:r>
-            <w:r>
-              <w:rPr>
-                <w:rtl w:val="0"/>
-              </w:rPr>
+                <w:rFonts w:ascii="Arial" w:eastAsia="Arial" w:hAnsi="Arial" w:cs="Arial"/>
+              </w:rPr>
+              <w:t>Prepared By</w:t>
             </w:r>
           </w:p>
         </w:tc>
         <w:tc>
           <w:tcPr>
+            <w:tcW w:w="4252" w:type="dxa"/>
             <w:vAlign w:val="center"/>
           </w:tcPr>
           <w:p>
             <w:pPr>
               <w:rPr>
-                <w:rFonts w:ascii="Arial" w:cs="Arial" w:eastAsia="Arial" w:hAnsi="Arial"/>
-                <w:b w:val="1"/>
+                <w:rFonts w:ascii="Arial" w:eastAsia="Arial" w:hAnsi="Arial" w:cs="Arial"/>
+                <w:b/>
                 <w:sz w:val="24"/>
                 <w:szCs w:val="24"/>
               </w:rPr>
             </w:pPr>
             <w:r>
               <w:rPr>
-                <w:rFonts w:ascii="Arial" w:cs="Arial" w:eastAsia="Arial" w:hAnsi="Arial"/>
-                <w:b w:val="1"/>
-                <w:sz w:val="24"/>
-                <w:szCs w:val="24"/>
-                <w:rtl w:val="0"/>
-              </w:rPr>
-              <w:t xml:space="preserve">ADMINISTRATOR</w:t>
+                <w:rFonts w:ascii="Arial" w:eastAsia="Arial" w:hAnsi="Arial" w:cs="Arial"/>
+                <w:b/>
+                <w:sz w:val="24"/>
+                <w:szCs w:val="24"/>
+              </w:rPr>
+              <w:t>ADMINISTRATOR</w:t>
             </w:r>
           </w:p>
         </w:tc>
       </w:tr>
       <w:tr>
         <w:trPr>
-          <w:cantSplit w:val="0"/>
-          <w:trHeight w:val="430" w:hRule="atLeast"/>
-          <w:tblHeader w:val="0"/>
+          <w:trHeight w:val="430"/>
         </w:trPr>
         <w:tc>
           <w:tcPr>
+            <w:tcW w:w="1555" w:type="dxa"/>
             <w:vAlign w:val="center"/>
           </w:tcPr>
           <w:p>
             <w:pPr>
               <w:rPr>
-                <w:rFonts w:ascii="Arial" w:cs="Arial" w:eastAsia="Arial" w:hAnsi="Arial"/>
+                <w:rFonts w:ascii="Arial" w:eastAsia="Arial" w:hAnsi="Arial" w:cs="Arial"/>
               </w:rPr>
             </w:pPr>
             <w:r>
               <w:rPr>
-                <w:rFonts w:ascii="Arial" w:cs="Arial" w:eastAsia="Arial" w:hAnsi="Arial"/>
-                <w:rtl w:val="0"/>
-              </w:rPr>
-              <w:t xml:space="preserve">Form No</w:t>
+                <w:rFonts w:ascii="Arial" w:eastAsia="Arial" w:hAnsi="Arial" w:cs="Arial"/>
+              </w:rPr>
+              <w:t>Form No</w:t>
             </w:r>
           </w:p>
         </w:tc>
         <w:tc>
           <w:tcPr>
+            <w:tcW w:w="4252" w:type="dxa"/>
             <w:vAlign w:val="center"/>
           </w:tcPr>
           <w:p>
             <w:pPr>
               <w:rPr>
-                <w:rFonts w:ascii="Arial" w:cs="Arial" w:eastAsia="Arial" w:hAnsi="Arial"/>
-                <w:b w:val="1"/>
+                <w:rFonts w:ascii="Arial" w:eastAsia="Arial" w:hAnsi="Arial" w:cs="Arial"/>
+                <w:b/>
                 <w:sz w:val="24"/>
                 <w:szCs w:val="24"/>
               </w:rPr>
             </w:pPr>
             <w:r>
               <w:rPr>
-                <w:rFonts w:ascii="Arial" w:cs="Arial" w:eastAsia="Arial" w:hAnsi="Arial"/>
-                <w:b w:val="1"/>
-                <w:sz w:val="24"/>
-                <w:szCs w:val="24"/>
-                <w:rtl w:val="0"/>
-              </w:rPr>
-              <w:t xml:space="preserve">{formNumber}</w:t>
+                <w:rFonts w:ascii="Arial" w:eastAsia="Arial" w:hAnsi="Arial" w:cs="Arial"/>
+                <w:b/>
+                <w:sz w:val="24"/>
+                <w:szCs w:val="24"/>
+              </w:rPr>
+              <w:t>{</w:t>
+            </w:r>
+            <w:proofErr w:type="spellStart"/>
+            <w:r>
+              <w:rPr>
+                <w:rFonts w:ascii="Arial" w:eastAsia="Arial" w:hAnsi="Arial" w:cs="Arial"/>
+                <w:b/>
+                <w:sz w:val="24"/>
+                <w:szCs w:val="24"/>
+              </w:rPr>
+              <w:t>formNumber</w:t>
+            </w:r>
+            <w:proofErr w:type="spellEnd"/>
+            <w:r>
+              <w:rPr>
+                <w:rFonts w:ascii="Arial" w:eastAsia="Arial" w:hAnsi="Arial" w:cs="Arial"/>
+                <w:b/>
+                <w:sz w:val="24"/>
+                <w:szCs w:val="24"/>
+              </w:rPr>
+              <w:t>}</w:t>
             </w:r>
           </w:p>
         </w:tc>
       </w:tr>
     </w:tbl>
     <w:p>
-      <w:pPr>
-        <w:rPr/>
-      </w:pPr>
-      <w:bookmarkStart w:colFirst="0" w:colLast="0" w:name="_gjdgxs" w:id="0"/>
+      <w:bookmarkStart w:id="0" w:name="_gjdgxs" w:colFirst="0" w:colLast="0"/>
+      <w:bookmarkStart w:id="1" w:name="_GoBack"/>
       <w:bookmarkEnd w:id="0"/>
+      <w:bookmarkEnd w:id="1"/>
       <w:r>
-        <w:rPr/>
+        <w:rPr>
+          <w:noProof/>
+        </w:rPr>
         <w:drawing>
-          <wp:anchor allowOverlap="1" behindDoc="1" distB="0" distT="0" distL="0" distR="0" hidden="0" layoutInCell="1" locked="0" relativeHeight="0" simplePos="0">
+          <wp:anchor distT="0" distB="0" distL="0" distR="0" simplePos="0" relativeHeight="251658240" behindDoc="1" locked="0" layoutInCell="1" hidden="0" allowOverlap="1">
             <wp:simplePos x="0" y="0"/>
             <wp:positionH relativeFrom="margin">
               <wp:align>right</wp:align>
@@ -524,19 +646,20 @@
               <wp:posOffset>0</wp:posOffset>
             </wp:positionV>
             <wp:extent cx="7765200" cy="10069200"/>
-            <wp:effectExtent b="0" l="0" r="0" t="0"/>
+            <wp:effectExtent l="0" t="0" r="0" b="0"/>
             <wp:wrapNone/>
             <wp:docPr id="10" name="image1.jpg"/>
-            <a:graphic>
+            <wp:cNvGraphicFramePr/>
+            <a:graphic xmlns:a="http://schemas.openxmlformats.org/drawingml/2006/main">
               <a:graphicData uri="http://schemas.openxmlformats.org/drawingml/2006/picture">
-                <pic:pic>
+                <pic:pic xmlns:pic="http://schemas.openxmlformats.org/drawingml/2006/picture">
                   <pic:nvPicPr>
                     <pic:cNvPr id="0" name="image1.jpg"/>
                     <pic:cNvPicPr preferRelativeResize="0"/>
                   </pic:nvPicPr>
                   <pic:blipFill>
                     <a:blip r:embed="rId6"/>
-                    <a:srcRect b="0" l="0" r="0" t="0"/>
+                    <a:srcRect/>
                     <a:stretch>
                       <a:fillRect/>
                     </a:stretch>
@@ -546,7 +669,9 @@
                       <a:off x="0" y="0"/>
                       <a:ext cx="7765200" cy="10069200"/>
                     </a:xfrm>
-                    <a:prstGeom prst="rect"/>
+                    <a:prstGeom prst="rect">
+                      <a:avLst/>
+                    </a:prstGeom>
                     <a:ln/>
                   </pic:spPr>
                 </pic:pic>
@@ -557,14 +682,12 @@
       </w:r>
       <w:r>
         <w:rPr>
-          <w:rtl w:val="0"/>
+          <w:noProof/>
         </w:rPr>
-      </w:r>
-      <w:r>
         <mc:AlternateContent>
-          <mc:Choice Requires="wpg">
+          <mc:Choice Requires="wps">
             <w:drawing>
-              <wp:anchor allowOverlap="1" behindDoc="0" distB="45720" distT="45720" distL="114300" distR="114300" hidden="0" layoutInCell="1" locked="0" relativeHeight="0" simplePos="0">
+              <wp:anchor distT="45720" distB="45720" distL="114300" distR="114300" simplePos="0" relativeHeight="251659264" behindDoc="0" locked="0" layoutInCell="1" hidden="0" allowOverlap="1">
                 <wp:simplePos x="0" y="0"/>
                 <wp:positionH relativeFrom="column">
                   <wp:posOffset>1524000</wp:posOffset>
@@ -573,14 +696,14 @@
                   <wp:posOffset>1696720</wp:posOffset>
                 </wp:positionV>
                 <wp:extent cx="4711700" cy="408474"/>
-                <wp:effectExtent b="0" l="0" r="0" t="0"/>
-                <wp:wrapSquare wrapText="bothSides" distB="45720" distT="45720" distL="114300" distR="114300"/>
-                <wp:docPr id="6" name=""/>
-                <a:graphic>
+                <wp:effectExtent l="0" t="0" r="0" b="0"/>
+                <wp:wrapSquare wrapText="bothSides" distT="45720" distB="45720" distL="114300" distR="114300"/>
+                <wp:docPr id="6" name="Rectangle 6"/>
+                <wp:cNvGraphicFramePr/>
+                <a:graphic xmlns:a="http://schemas.openxmlformats.org/drawingml/2006/main">
                   <a:graphicData uri="http://schemas.microsoft.com/office/word/2010/wordprocessingShape">
                     <wps:wsp>
                       <wps:cNvSpPr/>
-                      <wps:cNvPr id="7" name="Shape 7"/>
                       <wps:spPr>
                         <a:xfrm>
                           <a:off x="2994913" y="3584057"/>
@@ -598,28 +721,23 @@
                         <w:txbxContent>
                           <w:p>
                             <w:pPr>
-                              <w:spacing w:after="160" w:before="0" w:line="258.99999618530273"/>
-                              <w:ind w:left="0" w:right="0" w:firstLine="0"/>
+                              <w:spacing w:line="258" w:lineRule="auto"/>
                               <w:jc w:val="center"/>
                               <w:textDirection w:val="btLr"/>
                             </w:pPr>
                             <w:r>
                               <w:rPr>
-                                <w:rFonts w:ascii="Arial" w:cs="Arial" w:eastAsia="Arial" w:hAnsi="Arial"/>
-                                <w:b w:val="1"/>
-                                <w:i w:val="0"/>
-                                <w:smallCaps w:val="0"/>
-                                <w:strike w:val="0"/>
+                                <w:rFonts w:ascii="Arial" w:eastAsia="Arial" w:hAnsi="Arial" w:cs="Arial"/>
+                                <w:b/>
                                 <w:color w:val="000000"/>
                                 <w:sz w:val="32"/>
-                                <w:vertAlign w:val="baseline"/>
                               </w:rPr>
-                              <w:t xml:space="preserve">ITR EXEMPTION CERTIFICATION</w:t>
+                              <w:t>ITR EXEMPTION CERTIFICATION</w:t>
                             </w:r>
                           </w:p>
                         </w:txbxContent>
                       </wps:txbx>
-                      <wps:bodyPr anchorCtr="0" anchor="ctr" bIns="45700" lIns="91425" spcFirstLastPara="1" rIns="91425" wrap="square" tIns="45700">
+                      <wps:bodyPr spcFirstLastPara="1" wrap="square" lIns="91425" tIns="45700" rIns="91425" bIns="45700" anchor="ctr" anchorCtr="0">
                         <a:noAutofit/>
                       </wps:bodyPr>
                     </wps:wsp>
@@ -629,54 +747,42 @@
             </w:drawing>
           </mc:Choice>
           <mc:Fallback>
-            <w:drawing>
-              <wp:anchor allowOverlap="1" behindDoc="0" distB="45720" distT="45720" distL="114300" distR="114300" hidden="0" layoutInCell="1" locked="0" relativeHeight="0" simplePos="0">
-                <wp:simplePos x="0" y="0"/>
-                <wp:positionH relativeFrom="column">
-                  <wp:posOffset>1524000</wp:posOffset>
-                </wp:positionH>
-                <wp:positionV relativeFrom="paragraph">
-                  <wp:posOffset>1696720</wp:posOffset>
-                </wp:positionV>
-                <wp:extent cx="4711700" cy="408474"/>
-                <wp:effectExtent b="0" l="0" r="0" t="0"/>
-                <wp:wrapSquare wrapText="bothSides" distB="45720" distT="45720" distL="114300" distR="114300"/>
-                <wp:docPr id="6" name="image7.png"/>
-                <a:graphic>
-                  <a:graphicData uri="http://schemas.openxmlformats.org/drawingml/2006/picture">
-                    <pic:pic>
-                      <pic:nvPicPr>
-                        <pic:cNvPr id="0" name="image7.png"/>
-                        <pic:cNvPicPr preferRelativeResize="0"/>
-                      </pic:nvPicPr>
-                      <pic:blipFill>
-                        <a:blip r:embed="rId7"/>
-                        <a:srcRect/>
-                        <a:stretch>
-                          <a:fillRect/>
-                        </a:stretch>
-                      </pic:blipFill>
-                      <pic:spPr>
-                        <a:xfrm>
-                          <a:off x="0" y="0"/>
-                          <a:ext cx="4711700" cy="408474"/>
-                        </a:xfrm>
-                        <a:prstGeom prst="rect"/>
-                        <a:ln/>
-                      </pic:spPr>
-                    </pic:pic>
-                  </a:graphicData>
-                </a:graphic>
-              </wp:anchor>
-            </w:drawing>
+            <w:pict>
+              <v:rect id="Rectangle 6" o:spid="_x0000_s1026" style="position:absolute;margin-left:120pt;margin-top:133.6pt;width:371pt;height:32.15pt;z-index:251659264;visibility:visible;mso-wrap-style:square;mso-wrap-distance-left:9pt;mso-wrap-distance-top:3.6pt;mso-wrap-distance-right:9pt;mso-wrap-distance-bottom:3.6pt;mso-position-horizontal:absolute;mso-position-horizontal-relative:text;mso-position-vertical:absolute;mso-position-vertical-relative:text;v-text-anchor:middle" o:gfxdata="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" filled="f" stroked="f">
+                <v:textbox inset="2.53958mm,1.2694mm,2.53958mm,1.2694mm">
+                  <w:txbxContent>
+                    <w:p>
+                      <w:pPr>
+                        <w:spacing w:line="258" w:lineRule="auto"/>
+                        <w:jc w:val="center"/>
+                        <w:textDirection w:val="btLr"/>
+                      </w:pPr>
+                      <w:r>
+                        <w:rPr>
+                          <w:rFonts w:ascii="Arial" w:eastAsia="Arial" w:hAnsi="Arial" w:cs="Arial"/>
+                          <w:b/>
+                          <w:color w:val="000000"/>
+                          <w:sz w:val="32"/>
+                        </w:rPr>
+                        <w:t>ITR EXEMPTION CERTIFICATION</w:t>
+                      </w:r>
+                    </w:p>
+                  </w:txbxContent>
+                </v:textbox>
+                <w10:wrap type="square"/>
+              </v:rect>
+            </w:pict>
           </mc:Fallback>
         </mc:AlternateContent>
       </w:r>
       <w:r>
+        <w:rPr>
+          <w:noProof/>
+        </w:rPr>
         <mc:AlternateContent>
-          <mc:Choice Requires="wpg">
+          <mc:Choice Requires="wps">
             <w:drawing>
-              <wp:anchor allowOverlap="1" behindDoc="0" distB="0" distT="0" distL="114300" distR="114300" hidden="0" layoutInCell="1" locked="0" relativeHeight="0" simplePos="0">
+              <wp:anchor distT="0" distB="0" distL="114300" distR="114300" simplePos="0" relativeHeight="251660288" behindDoc="0" locked="0" layoutInCell="1" hidden="0" allowOverlap="1">
                 <wp:simplePos x="0" y="0"/>
                 <wp:positionH relativeFrom="column">
                   <wp:posOffset>5892800</wp:posOffset>
@@ -685,14 +791,14 @@
                   <wp:posOffset>7023100</wp:posOffset>
                 </wp:positionV>
                 <wp:extent cx="1133475" cy="1403985"/>
-                <wp:effectExtent b="0" l="0" r="0" t="0"/>
+                <wp:effectExtent l="0" t="0" r="0" b="0"/>
                 <wp:wrapNone/>
-                <wp:docPr id="8" name=""/>
-                <a:graphic>
+                <wp:docPr id="8" name="Rectangle 8"/>
+                <wp:cNvGraphicFramePr/>
+                <a:graphic xmlns:a="http://schemas.openxmlformats.org/drawingml/2006/main">
                   <a:graphicData uri="http://schemas.microsoft.com/office/word/2010/wordprocessingShape">
                     <wps:wsp>
                       <wps:cNvSpPr/>
-                      <wps:cNvPr id="9" name="Shape 9"/>
                       <wps:spPr>
                         <a:xfrm>
                           <a:off x="4785613" y="3084358"/>
@@ -702,29 +808,27 @@
                           <a:avLst/>
                         </a:prstGeom>
                         <a:noFill/>
-                        <a:ln cap="flat" cmpd="sng" w="12700">
+                        <a:ln w="12700" cap="flat" cmpd="sng">
                           <a:solidFill>
                             <a:schemeClr val="dk1"/>
                           </a:solidFill>
                           <a:prstDash val="solid"/>
                           <a:miter lim="800000"/>
-                          <a:headEnd len="sm" w="sm" type="none"/>
-                          <a:tailEnd len="sm" w="sm" type="none"/>
+                          <a:headEnd type="none" w="sm" len="sm"/>
+                          <a:tailEnd type="none" w="sm" len="sm"/>
                         </a:ln>
                       </wps:spPr>
                       <wps:txbx>
                         <w:txbxContent>
                           <w:p>
                             <w:pPr>
-                              <w:spacing w:after="0" w:before="0" w:line="240"/>
-                              <w:ind w:left="0" w:right="0" w:firstLine="0"/>
-                              <w:jc w:val="left"/>
+                              <w:spacing w:after="0" w:line="240" w:lineRule="auto"/>
                               <w:textDirection w:val="btLr"/>
                             </w:pPr>
                           </w:p>
                         </w:txbxContent>
                       </wps:txbx>
-                      <wps:bodyPr anchorCtr="0" anchor="ctr" bIns="91425" lIns="91425" spcFirstLastPara="1" rIns="91425" wrap="square" tIns="91425">
+                      <wps:bodyPr spcFirstLastPara="1" wrap="square" lIns="91425" tIns="91425" rIns="91425" bIns="91425" anchor="ctr" anchorCtr="0">
                         <a:noAutofit/>
                       </wps:bodyPr>
                     </wps:wsp>
@@ -734,54 +838,32 @@
             </w:drawing>
           </mc:Choice>
           <mc:Fallback>
-            <w:drawing>
-              <wp:anchor allowOverlap="1" behindDoc="0" distB="0" distT="0" distL="114300" distR="114300" hidden="0" layoutInCell="1" locked="0" relativeHeight="0" simplePos="0">
-                <wp:simplePos x="0" y="0"/>
-                <wp:positionH relativeFrom="column">
-                  <wp:posOffset>5892800</wp:posOffset>
-                </wp:positionH>
-                <wp:positionV relativeFrom="paragraph">
-                  <wp:posOffset>7023100</wp:posOffset>
-                </wp:positionV>
-                <wp:extent cx="1133475" cy="1403985"/>
-                <wp:effectExtent b="0" l="0" r="0" t="0"/>
-                <wp:wrapNone/>
-                <wp:docPr id="8" name="image9.png"/>
-                <a:graphic>
-                  <a:graphicData uri="http://schemas.openxmlformats.org/drawingml/2006/picture">
-                    <pic:pic>
-                      <pic:nvPicPr>
-                        <pic:cNvPr id="0" name="image9.png"/>
-                        <pic:cNvPicPr preferRelativeResize="0"/>
-                      </pic:nvPicPr>
-                      <pic:blipFill>
-                        <a:blip r:embed="rId8"/>
-                        <a:srcRect/>
-                        <a:stretch>
-                          <a:fillRect/>
-                        </a:stretch>
-                      </pic:blipFill>
-                      <pic:spPr>
-                        <a:xfrm>
-                          <a:off x="0" y="0"/>
-                          <a:ext cx="1133475" cy="1403985"/>
-                        </a:xfrm>
-                        <a:prstGeom prst="rect"/>
-                        <a:ln/>
-                      </pic:spPr>
-                    </pic:pic>
-                  </a:graphicData>
-                </a:graphic>
-              </wp:anchor>
-            </w:drawing>
+            <w:pict>
+              <v:rect id="Rectangle 8" o:spid="_x0000_s1027" style="position:absolute;margin-left:464pt;margin-top:553pt;width:89.25pt;height:110.55pt;z-index:251660288;visibility:visible;mso-wrap-style:square;mso-wrap-distance-left:9pt;mso-wrap-distance-top:0;mso-wrap-distance-right:9pt;mso-wrap-distance-bottom:0;mso-position-horizontal:absolute;mso-position-horizontal-relative:text;mso-position-vertical:absolute;mso-position-vertical-relative:text;v-text-anchor:middle" o:gfxdata="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" filled="f" strokecolor="black [3200]" strokeweight="1pt">
+                <v:stroke startarrowwidth="narrow" startarrowlength="short" endarrowwidth="narrow" endarrowlength="short"/>
+                <v:textbox inset="2.53958mm,2.53958mm,2.53958mm,2.53958mm">
+                  <w:txbxContent>
+                    <w:p>
+                      <w:pPr>
+                        <w:spacing w:after="0" w:line="240" w:lineRule="auto"/>
+                        <w:textDirection w:val="btLr"/>
+                      </w:pPr>
+                    </w:p>
+                  </w:txbxContent>
+                </v:textbox>
+              </v:rect>
+            </w:pict>
           </mc:Fallback>
         </mc:AlternateContent>
       </w:r>
       <w:r>
+        <w:rPr>
+          <w:noProof/>
+        </w:rPr>
         <mc:AlternateContent>
-          <mc:Choice Requires="wpg">
+          <mc:Choice Requires="wps">
             <w:drawing>
-              <wp:anchor allowOverlap="1" behindDoc="0" distB="0" distT="0" distL="114300" distR="114300" hidden="0" layoutInCell="1" locked="0" relativeHeight="0" simplePos="0">
+              <wp:anchor distT="0" distB="0" distL="114300" distR="114300" simplePos="0" relativeHeight="251661312" behindDoc="0" locked="0" layoutInCell="1" hidden="0" allowOverlap="1">
                 <wp:simplePos x="0" y="0"/>
                 <wp:positionH relativeFrom="column">
                   <wp:posOffset>4470400</wp:posOffset>
@@ -790,14 +872,14 @@
                   <wp:posOffset>7010400</wp:posOffset>
                 </wp:positionV>
                 <wp:extent cx="1133475" cy="1403985"/>
-                <wp:effectExtent b="0" l="0" r="0" t="0"/>
+                <wp:effectExtent l="0" t="0" r="0" b="0"/>
                 <wp:wrapNone/>
-                <wp:docPr id="1" name=""/>
-                <a:graphic>
+                <wp:docPr id="1" name="Rectangle 1"/>
+                <wp:cNvGraphicFramePr/>
+                <a:graphic xmlns:a="http://schemas.openxmlformats.org/drawingml/2006/main">
                   <a:graphicData uri="http://schemas.microsoft.com/office/word/2010/wordprocessingShape">
                     <wps:wsp>
                       <wps:cNvSpPr/>
-                      <wps:cNvPr id="2" name="Shape 2"/>
                       <wps:spPr>
                         <a:xfrm>
                           <a:off x="4785613" y="3084358"/>
@@ -807,29 +889,27 @@
                           <a:avLst/>
                         </a:prstGeom>
                         <a:noFill/>
-                        <a:ln cap="flat" cmpd="sng" w="12700">
+                        <a:ln w="12700" cap="flat" cmpd="sng">
                           <a:solidFill>
                             <a:schemeClr val="dk1"/>
                           </a:solidFill>
                           <a:prstDash val="solid"/>
                           <a:miter lim="800000"/>
-                          <a:headEnd len="sm" w="sm" type="none"/>
-                          <a:tailEnd len="sm" w="sm" type="none"/>
+                          <a:headEnd type="none" w="sm" len="sm"/>
+                          <a:tailEnd type="none" w="sm" len="sm"/>
                         </a:ln>
                       </wps:spPr>
                       <wps:txbx>
                         <w:txbxContent>
                           <w:p>
                             <w:pPr>
-                              <w:spacing w:after="0" w:before="0" w:line="240"/>
-                              <w:ind w:left="0" w:right="0" w:firstLine="0"/>
-                              <w:jc w:val="left"/>
+                              <w:spacing w:after="0" w:line="240" w:lineRule="auto"/>
                               <w:textDirection w:val="btLr"/>
                             </w:pPr>
                           </w:p>
                         </w:txbxContent>
                       </wps:txbx>
-                      <wps:bodyPr anchorCtr="0" anchor="ctr" bIns="91425" lIns="91425" spcFirstLastPara="1" rIns="91425" wrap="square" tIns="91425">
+                      <wps:bodyPr spcFirstLastPara="1" wrap="square" lIns="91425" tIns="91425" rIns="91425" bIns="91425" anchor="ctr" anchorCtr="0">
                         <a:noAutofit/>
                       </wps:bodyPr>
                     </wps:wsp>
@@ -839,54 +919,32 @@
             </w:drawing>
           </mc:Choice>
           <mc:Fallback>
-            <w:drawing>
-              <wp:anchor allowOverlap="1" behindDoc="0" distB="0" distT="0" distL="114300" distR="114300" hidden="0" layoutInCell="1" locked="0" relativeHeight="0" simplePos="0">
-                <wp:simplePos x="0" y="0"/>
-                <wp:positionH relativeFrom="column">
-                  <wp:posOffset>4470400</wp:posOffset>
-                </wp:positionH>
-                <wp:positionV relativeFrom="paragraph">
-                  <wp:posOffset>7010400</wp:posOffset>
-                </wp:positionV>
-                <wp:extent cx="1133475" cy="1403985"/>
-                <wp:effectExtent b="0" l="0" r="0" t="0"/>
-                <wp:wrapNone/>
-                <wp:docPr id="1" name="image2.png"/>
-                <a:graphic>
-                  <a:graphicData uri="http://schemas.openxmlformats.org/drawingml/2006/picture">
-                    <pic:pic>
-                      <pic:nvPicPr>
-                        <pic:cNvPr id="0" name="image2.png"/>
-                        <pic:cNvPicPr preferRelativeResize="0"/>
-                      </pic:nvPicPr>
-                      <pic:blipFill>
-                        <a:blip r:embed="rId9"/>
-                        <a:srcRect/>
-                        <a:stretch>
-                          <a:fillRect/>
-                        </a:stretch>
-                      </pic:blipFill>
-                      <pic:spPr>
-                        <a:xfrm>
-                          <a:off x="0" y="0"/>
-                          <a:ext cx="1133475" cy="1403985"/>
-                        </a:xfrm>
-                        <a:prstGeom prst="rect"/>
-                        <a:ln/>
-                      </pic:spPr>
-                    </pic:pic>
-                  </a:graphicData>
-                </a:graphic>
-              </wp:anchor>
-            </w:drawing>
+            <w:pict>
+              <v:rect id="Rectangle 1" o:spid="_x0000_s1028" style="position:absolute;margin-left:352pt;margin-top:552pt;width:89.25pt;height:110.55pt;z-index:251661312;visibility:visible;mso-wrap-style:square;mso-wrap-distance-left:9pt;mso-wrap-distance-top:0;mso-wrap-distance-right:9pt;mso-wrap-distance-bottom:0;mso-position-horizontal:absolute;mso-position-horizontal-relative:text;mso-position-vertical:absolute;mso-position-vertical-relative:text;v-text-anchor:middle" o:gfxdata="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" filled="f" strokecolor="black [3200]" strokeweight="1pt">
+                <v:stroke startarrowwidth="narrow" startarrowlength="short" endarrowwidth="narrow" endarrowlength="short"/>
+                <v:textbox inset="2.53958mm,2.53958mm,2.53958mm,2.53958mm">
+                  <w:txbxContent>
+                    <w:p>
+                      <w:pPr>
+                        <w:spacing w:after="0" w:line="240" w:lineRule="auto"/>
+                        <w:textDirection w:val="btLr"/>
+                      </w:pPr>
+                    </w:p>
+                  </w:txbxContent>
+                </v:textbox>
+              </v:rect>
+            </w:pict>
           </mc:Fallback>
         </mc:AlternateContent>
       </w:r>
       <w:r>
+        <w:rPr>
+          <w:noProof/>
+        </w:rPr>
         <mc:AlternateContent>
-          <mc:Choice Requires="wpg">
+          <mc:Choice Requires="wps">
             <w:drawing>
-              <wp:anchor allowOverlap="1" behindDoc="0" distB="0" distT="0" distL="114300" distR="114300" hidden="0" layoutInCell="1" locked="0" relativeHeight="0" simplePos="0">
+              <wp:anchor distT="0" distB="0" distL="114300" distR="114300" simplePos="0" relativeHeight="251662336" behindDoc="0" locked="0" layoutInCell="1" hidden="0" allowOverlap="1">
                 <wp:simplePos x="0" y="0"/>
                 <wp:positionH relativeFrom="column">
                   <wp:posOffset>4559300</wp:posOffset>
@@ -895,14 +953,14 @@
                   <wp:posOffset>8382000</wp:posOffset>
                 </wp:positionV>
                 <wp:extent cx="955675" cy="446405"/>
-                <wp:effectExtent b="0" l="0" r="0" t="0"/>
+                <wp:effectExtent l="0" t="0" r="0" b="0"/>
                 <wp:wrapNone/>
-                <wp:docPr id="3" name=""/>
-                <a:graphic>
+                <wp:docPr id="3" name="Rectangle 3"/>
+                <wp:cNvGraphicFramePr/>
+                <a:graphic xmlns:a="http://schemas.openxmlformats.org/drawingml/2006/main">
                   <a:graphicData uri="http://schemas.microsoft.com/office/word/2010/wordprocessingShape">
                     <wps:wsp>
                       <wps:cNvSpPr/>
-                      <wps:cNvPr id="4" name="Shape 4"/>
                       <wps:spPr>
                         <a:xfrm>
                           <a:off x="4872925" y="3561560"/>
@@ -920,28 +978,20 @@
                         <w:txbxContent>
                           <w:p>
                             <w:pPr>
-                              <w:spacing w:after="160" w:before="0" w:line="258.99999618530273"/>
-                              <w:ind w:left="0" w:right="0" w:firstLine="0"/>
+                              <w:spacing w:line="258" w:lineRule="auto"/>
                               <w:jc w:val="center"/>
                               <w:textDirection w:val="btLr"/>
                             </w:pPr>
                             <w:r>
                               <w:rPr>
-                                <w:rFonts w:ascii="Calibri" w:cs="Calibri" w:eastAsia="Calibri" w:hAnsi="Calibri"/>
-                                <w:b w:val="0"/>
-                                <w:i w:val="0"/>
-                                <w:smallCaps w:val="0"/>
-                                <w:strike w:val="0"/>
                                 <w:color w:val="000000"/>
-                                <w:sz w:val="22"/>
-                                <w:vertAlign w:val="baseline"/>
                               </w:rPr>
-                              <w:t xml:space="preserve">Left Thumb Mark</w:t>
+                              <w:t>Left Thumb Mark</w:t>
                             </w:r>
                           </w:p>
                         </w:txbxContent>
                       </wps:txbx>
-                      <wps:bodyPr anchorCtr="0" anchor="t" bIns="45700" lIns="91425" spcFirstLastPara="1" rIns="91425" wrap="square" tIns="45700">
+                      <wps:bodyPr spcFirstLastPara="1" wrap="square" lIns="91425" tIns="45700" rIns="91425" bIns="45700" anchor="t" anchorCtr="0">
                         <a:noAutofit/>
                       </wps:bodyPr>
                     </wps:wsp>
@@ -951,54 +1001,38 @@
             </w:drawing>
           </mc:Choice>
           <mc:Fallback>
-            <w:drawing>
-              <wp:anchor allowOverlap="1" behindDoc="0" distB="0" distT="0" distL="114300" distR="114300" hidden="0" layoutInCell="1" locked="0" relativeHeight="0" simplePos="0">
-                <wp:simplePos x="0" y="0"/>
-                <wp:positionH relativeFrom="column">
-                  <wp:posOffset>4559300</wp:posOffset>
-                </wp:positionH>
-                <wp:positionV relativeFrom="paragraph">
-                  <wp:posOffset>8382000</wp:posOffset>
-                </wp:positionV>
-                <wp:extent cx="955675" cy="446405"/>
-                <wp:effectExtent b="0" l="0" r="0" t="0"/>
-                <wp:wrapNone/>
-                <wp:docPr id="3" name="image4.png"/>
-                <a:graphic>
-                  <a:graphicData uri="http://schemas.openxmlformats.org/drawingml/2006/picture">
-                    <pic:pic>
-                      <pic:nvPicPr>
-                        <pic:cNvPr id="0" name="image4.png"/>
-                        <pic:cNvPicPr preferRelativeResize="0"/>
-                      </pic:nvPicPr>
-                      <pic:blipFill>
-                        <a:blip r:embed="rId10"/>
-                        <a:srcRect/>
-                        <a:stretch>
-                          <a:fillRect/>
-                        </a:stretch>
-                      </pic:blipFill>
-                      <pic:spPr>
-                        <a:xfrm>
-                          <a:off x="0" y="0"/>
-                          <a:ext cx="955675" cy="446405"/>
-                        </a:xfrm>
-                        <a:prstGeom prst="rect"/>
-                        <a:ln/>
-                      </pic:spPr>
-                    </pic:pic>
-                  </a:graphicData>
-                </a:graphic>
-              </wp:anchor>
-            </w:drawing>
+            <w:pict>
+              <v:rect id="Rectangle 3" o:spid="_x0000_s1029" style="position:absolute;margin-left:359pt;margin-top:660pt;width:75.25pt;height:35.15pt;z-index:251662336;visibility:visible;mso-wrap-style:square;mso-wrap-distance-left:9pt;mso-wrap-distance-top:0;mso-wrap-distance-right:9pt;mso-wrap-distance-bottom:0;mso-position-horizontal:absolute;mso-position-horizontal-relative:text;mso-position-vertical:absolute;mso-position-vertical-relative:text;v-text-anchor:top" o:gfxdata="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" filled="f" stroked="f">
+                <v:textbox inset="2.53958mm,1.2694mm,2.53958mm,1.2694mm">
+                  <w:txbxContent>
+                    <w:p>
+                      <w:pPr>
+                        <w:spacing w:line="258" w:lineRule="auto"/>
+                        <w:jc w:val="center"/>
+                        <w:textDirection w:val="btLr"/>
+                      </w:pPr>
+                      <w:r>
+                        <w:rPr>
+                          <w:color w:val="000000"/>
+                        </w:rPr>
+                        <w:t>Left Thumb Mark</w:t>
+                      </w:r>
+                    </w:p>
+                  </w:txbxContent>
+                </v:textbox>
+              </v:rect>
+            </w:pict>
           </mc:Fallback>
         </mc:AlternateContent>
       </w:r>
       <w:r>
+        <w:rPr>
+          <w:noProof/>
+        </w:rPr>
         <mc:AlternateContent>
-          <mc:Choice Requires="wpg">
+          <mc:Choice Requires="wps">
             <w:drawing>
-              <wp:anchor allowOverlap="1" behindDoc="0" distB="0" distT="0" distL="114300" distR="114300" hidden="0" layoutInCell="1" locked="0" relativeHeight="0" simplePos="0">
+              <wp:anchor distT="0" distB="0" distL="114300" distR="114300" simplePos="0" relativeHeight="251663360" behindDoc="0" locked="0" layoutInCell="1" hidden="0" allowOverlap="1">
                 <wp:simplePos x="0" y="0"/>
                 <wp:positionH relativeFrom="column">
                   <wp:posOffset>5969000</wp:posOffset>
@@ -1007,14 +1041,14 @@
                   <wp:posOffset>8394700</wp:posOffset>
                 </wp:positionV>
                 <wp:extent cx="955675" cy="446405"/>
-                <wp:effectExtent b="0" l="0" r="0" t="0"/>
+                <wp:effectExtent l="0" t="0" r="0" b="0"/>
                 <wp:wrapNone/>
-                <wp:docPr id="5" name=""/>
-                <a:graphic>
+                <wp:docPr id="5" name="Rectangle 5"/>
+                <wp:cNvGraphicFramePr/>
+                <a:graphic xmlns:a="http://schemas.openxmlformats.org/drawingml/2006/main">
                   <a:graphicData uri="http://schemas.microsoft.com/office/word/2010/wordprocessingShape">
                     <wps:wsp>
                       <wps:cNvSpPr/>
-                      <wps:cNvPr id="6" name="Shape 6"/>
                       <wps:spPr>
                         <a:xfrm>
                           <a:off x="4872925" y="3561560"/>
@@ -1032,28 +1066,20 @@
                         <w:txbxContent>
                           <w:p>
                             <w:pPr>
-                              <w:spacing w:after="160" w:before="0" w:line="258.99999618530273"/>
-                              <w:ind w:left="0" w:right="0" w:firstLine="0"/>
+                              <w:spacing w:line="258" w:lineRule="auto"/>
                               <w:jc w:val="center"/>
                               <w:textDirection w:val="btLr"/>
                             </w:pPr>
                             <w:r>
                               <w:rPr>
-                                <w:rFonts w:ascii="Calibri" w:cs="Calibri" w:eastAsia="Calibri" w:hAnsi="Calibri"/>
-                                <w:b w:val="0"/>
-                                <w:i w:val="0"/>
-                                <w:smallCaps w:val="0"/>
-                                <w:strike w:val="0"/>
                                 <w:color w:val="000000"/>
-                                <w:sz w:val="22"/>
-                                <w:vertAlign w:val="baseline"/>
                               </w:rPr>
-                              <w:t xml:space="preserve">Right Thumb Mark</w:t>
+                              <w:t>Right Thumb Mark</w:t>
                             </w:r>
                           </w:p>
                         </w:txbxContent>
                       </wps:txbx>
-                      <wps:bodyPr anchorCtr="0" anchor="t" bIns="45700" lIns="91425" spcFirstLastPara="1" rIns="91425" wrap="square" tIns="45700">
+                      <wps:bodyPr spcFirstLastPara="1" wrap="square" lIns="91425" tIns="45700" rIns="91425" bIns="45700" anchor="t" anchorCtr="0">
                         <a:noAutofit/>
                       </wps:bodyPr>
                     </wps:wsp>
@@ -1063,54 +1089,38 @@
             </w:drawing>
           </mc:Choice>
           <mc:Fallback>
-            <w:drawing>
-              <wp:anchor allowOverlap="1" behindDoc="0" distB="0" distT="0" distL="114300" distR="114300" hidden="0" layoutInCell="1" locked="0" relativeHeight="0" simplePos="0">
-                <wp:simplePos x="0" y="0"/>
-                <wp:positionH relativeFrom="column">
-                  <wp:posOffset>5969000</wp:posOffset>
-                </wp:positionH>
-                <wp:positionV relativeFrom="paragraph">
-                  <wp:posOffset>8394700</wp:posOffset>
-                </wp:positionV>
-                <wp:extent cx="955675" cy="446405"/>
-                <wp:effectExtent b="0" l="0" r="0" t="0"/>
-                <wp:wrapNone/>
-                <wp:docPr id="5" name="image6.png"/>
-                <a:graphic>
-                  <a:graphicData uri="http://schemas.openxmlformats.org/drawingml/2006/picture">
-                    <pic:pic>
-                      <pic:nvPicPr>
-                        <pic:cNvPr id="0" name="image6.png"/>
-                        <pic:cNvPicPr preferRelativeResize="0"/>
-                      </pic:nvPicPr>
-                      <pic:blipFill>
-                        <a:blip r:embed="rId11"/>
-                        <a:srcRect/>
-                        <a:stretch>
-                          <a:fillRect/>
-                        </a:stretch>
-                      </pic:blipFill>
-                      <pic:spPr>
-                        <a:xfrm>
-                          <a:off x="0" y="0"/>
-                          <a:ext cx="955675" cy="446405"/>
-                        </a:xfrm>
-                        <a:prstGeom prst="rect"/>
-                        <a:ln/>
-                      </pic:spPr>
-                    </pic:pic>
-                  </a:graphicData>
-                </a:graphic>
-              </wp:anchor>
-            </w:drawing>
+            <w:pict>
+              <v:rect id="Rectangle 5" o:spid="_x0000_s1030" style="position:absolute;margin-left:470pt;margin-top:661pt;width:75.25pt;height:35.15pt;z-index:251663360;visibility:visible;mso-wrap-style:square;mso-wrap-distance-left:9pt;mso-wrap-distance-top:0;mso-wrap-distance-right:9pt;mso-wrap-distance-bottom:0;mso-position-horizontal:absolute;mso-position-horizontal-relative:text;mso-position-vertical:absolute;mso-position-vertical-relative:text;v-text-anchor:top" o:gfxdata="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" filled="f" stroked="f">
+                <v:textbox inset="2.53958mm,1.2694mm,2.53958mm,1.2694mm">
+                  <w:txbxContent>
+                    <w:p>
+                      <w:pPr>
+                        <w:spacing w:line="258" w:lineRule="auto"/>
+                        <w:jc w:val="center"/>
+                        <w:textDirection w:val="btLr"/>
+                      </w:pPr>
+                      <w:r>
+                        <w:rPr>
+                          <w:color w:val="000000"/>
+                        </w:rPr>
+                        <w:t>Right Thumb Mark</w:t>
+                      </w:r>
+                    </w:p>
+                  </w:txbxContent>
+                </v:textbox>
+              </v:rect>
+            </w:pict>
           </mc:Fallback>
         </mc:AlternateContent>
       </w:r>
       <w:r>
+        <w:rPr>
+          <w:noProof/>
+        </w:rPr>
         <mc:AlternateContent>
           <mc:Choice Requires="wpg">
             <w:drawing>
-              <wp:anchor allowOverlap="1" behindDoc="0" distB="0" distT="0" distL="114300" distR="114300" hidden="0" layoutInCell="1" locked="0" relativeHeight="0" simplePos="0">
+              <wp:anchor distT="0" distB="0" distL="114300" distR="114300" simplePos="0" relativeHeight="251664384" behindDoc="0" locked="0" layoutInCell="1" hidden="0" allowOverlap="1">
                 <wp:simplePos x="0" y="0"/>
                 <wp:positionH relativeFrom="column">
                   <wp:posOffset>4597400</wp:posOffset>
@@ -1119,15 +1129,16 @@
                   <wp:posOffset>6743700</wp:posOffset>
                 </wp:positionV>
                 <wp:extent cx="2261870" cy="12700"/>
-                <wp:effectExtent b="0" l="0" r="0" t="0"/>
+                <wp:effectExtent l="0" t="0" r="0" b="0"/>
                 <wp:wrapNone/>
-                <wp:docPr id="9" name=""/>
-                <a:graphic>
+                <wp:docPr id="9" name="Straight Arrow Connector 9"/>
+                <wp:cNvGraphicFramePr/>
+                <a:graphic xmlns:a="http://schemas.openxmlformats.org/drawingml/2006/main">
                   <a:graphicData uri="http://schemas.microsoft.com/office/word/2010/wordprocessingShape">
                     <wps:wsp>
                       <wps:cNvCnPr/>
                       <wps:spPr>
-                        <a:xfrm flipH="1" rot="10800000">
+                        <a:xfrm rot="10800000" flipH="1">
                           <a:off x="4215065" y="3777460"/>
                           <a:ext cx="2261870" cy="5080"/>
                         </a:xfrm>
@@ -1135,26 +1146,24 @@
                           <a:avLst/>
                         </a:prstGeom>
                         <a:noFill/>
-                        <a:ln cap="flat" cmpd="sng" w="9525">
+                        <a:ln w="9525" cap="flat" cmpd="sng">
                           <a:solidFill>
                             <a:schemeClr val="dk1"/>
                           </a:solidFill>
                           <a:prstDash val="solid"/>
                           <a:miter lim="800000"/>
-                          <a:headEnd len="sm" w="sm" type="none"/>
-                          <a:tailEnd len="sm" w="sm" type="none"/>
+                          <a:headEnd type="none" w="sm" len="sm"/>
+                          <a:tailEnd type="none" w="sm" len="sm"/>
                         </a:ln>
                       </wps:spPr>
-                      <wps:bodyPr anchorCtr="0" anchor="ctr" bIns="91425" lIns="91425" spcFirstLastPara="1" rIns="91425" wrap="square" tIns="91425">
-                        <a:noAutofit/>
-                      </wps:bodyPr>
+                      <wps:bodyPr/>
                     </wps:wsp>
                   </a:graphicData>
                 </a:graphic>
               </wp:anchor>
             </w:drawing>
           </mc:Choice>
-          <mc:Fallback>
+          <mc:Fallback xmlns:cr="http://schemas.microsoft.com/office/comments/2020/reactions" xmlns:w16cid="http://schemas.microsoft.com/office/word/2016/wordml/cid" xmlns:w16cex="http://schemas.microsoft.com/office/word/2018/wordml/cex" xmlns:w16="http://schemas.microsoft.com/office/word/2018/wordml" xmlns:dgm="http://schemas.openxmlformats.org/drawingml/2006/diagram" xmlns:lc="http://schemas.openxmlformats.org/drawingml/2006/lockedCanvas" xmlns:c="http://schemas.openxmlformats.org/drawingml/2006/chart" xmlns:pic="http://schemas.openxmlformats.org/drawingml/2006/picture" xmlns:a="http://schemas.openxmlformats.org/drawingml/2006/main" xmlns:sl="http://schemas.openxmlformats.org/schemaLibrary/2006/main">
             <w:drawing>
               <wp:anchor allowOverlap="1" behindDoc="0" distB="0" distT="0" distL="114300" distR="114300" hidden="0" layoutInCell="1" locked="0" relativeHeight="0" simplePos="0">
                 <wp:simplePos x="0" y="0"/>
@@ -1199,10 +1208,13 @@
         </mc:AlternateContent>
       </w:r>
       <w:r>
+        <w:rPr>
+          <w:noProof/>
+        </w:rPr>
         <mc:AlternateContent>
-          <mc:Choice Requires="wpg">
+          <mc:Choice Requires="wps">
             <w:drawing>
-              <wp:anchor allowOverlap="1" behindDoc="0" distB="0" distT="0" distL="114300" distR="114300" hidden="0" layoutInCell="1" locked="0" relativeHeight="0" simplePos="0">
+              <wp:anchor distT="0" distB="0" distL="114300" distR="114300" simplePos="0" relativeHeight="251665408" behindDoc="0" locked="0" layoutInCell="1" hidden="0" allowOverlap="1">
                 <wp:simplePos x="0" y="0"/>
                 <wp:positionH relativeFrom="column">
                   <wp:posOffset>4953000</wp:posOffset>
@@ -1211,14 +1223,14 @@
                   <wp:posOffset>6769100</wp:posOffset>
                 </wp:positionV>
                 <wp:extent cx="1607185" cy="263525"/>
-                <wp:effectExtent b="0" l="0" r="0" t="0"/>
+                <wp:effectExtent l="0" t="0" r="0" b="0"/>
                 <wp:wrapNone/>
-                <wp:docPr id="4" name=""/>
-                <a:graphic>
+                <wp:docPr id="4" name="Rectangle 4"/>
+                <wp:cNvGraphicFramePr/>
+                <a:graphic xmlns:a="http://schemas.openxmlformats.org/drawingml/2006/main">
                   <a:graphicData uri="http://schemas.microsoft.com/office/word/2010/wordprocessingShape">
                     <wps:wsp>
                       <wps:cNvSpPr/>
-                      <wps:cNvPr id="5" name="Shape 5"/>
                       <wps:spPr>
                         <a:xfrm>
                           <a:off x="4547170" y="3653000"/>
@@ -1236,28 +1248,21 @@
                         <w:txbxContent>
                           <w:p>
                             <w:pPr>
-                              <w:spacing w:after="160" w:before="0" w:line="258.99999618530273"/>
-                              <w:ind w:left="0" w:right="0" w:firstLine="0"/>
+                              <w:spacing w:line="258" w:lineRule="auto"/>
                               <w:jc w:val="center"/>
                               <w:textDirection w:val="btLr"/>
                             </w:pPr>
                             <w:r>
                               <w:rPr>
-                                <w:rFonts w:ascii="Calibri" w:cs="Calibri" w:eastAsia="Calibri" w:hAnsi="Calibri"/>
-                                <w:b w:val="0"/>
-                                <w:i w:val="0"/>
-                                <w:smallCaps w:val="0"/>
-                                <w:strike w:val="0"/>
                                 <w:color w:val="000000"/>
                                 <w:sz w:val="18"/>
-                                <w:vertAlign w:val="baseline"/>
                               </w:rPr>
-                              <w:t xml:space="preserve">Signature of Applicant</w:t>
+                              <w:t>Signature of Applicant</w:t>
                             </w:r>
                           </w:p>
                         </w:txbxContent>
                       </wps:txbx>
-                      <wps:bodyPr anchorCtr="0" anchor="t" bIns="45700" lIns="91425" spcFirstLastPara="1" rIns="91425" wrap="square" tIns="45700">
+                      <wps:bodyPr spcFirstLastPara="1" wrap="square" lIns="91425" tIns="45700" rIns="91425" bIns="45700" anchor="t" anchorCtr="0">
                         <a:noAutofit/>
                       </wps:bodyPr>
                     </wps:wsp>
@@ -1267,54 +1272,39 @@
             </w:drawing>
           </mc:Choice>
           <mc:Fallback>
-            <w:drawing>
-              <wp:anchor allowOverlap="1" behindDoc="0" distB="0" distT="0" distL="114300" distR="114300" hidden="0" layoutInCell="1" locked="0" relativeHeight="0" simplePos="0">
-                <wp:simplePos x="0" y="0"/>
-                <wp:positionH relativeFrom="column">
-                  <wp:posOffset>4953000</wp:posOffset>
-                </wp:positionH>
-                <wp:positionV relativeFrom="paragraph">
-                  <wp:posOffset>6769100</wp:posOffset>
-                </wp:positionV>
-                <wp:extent cx="1607185" cy="263525"/>
-                <wp:effectExtent b="0" l="0" r="0" t="0"/>
-                <wp:wrapNone/>
-                <wp:docPr id="4" name="image5.png"/>
-                <a:graphic>
-                  <a:graphicData uri="http://schemas.openxmlformats.org/drawingml/2006/picture">
-                    <pic:pic>
-                      <pic:nvPicPr>
-                        <pic:cNvPr id="0" name="image5.png"/>
-                        <pic:cNvPicPr preferRelativeResize="0"/>
-                      </pic:nvPicPr>
-                      <pic:blipFill>
-                        <a:blip r:embed="rId13"/>
-                        <a:srcRect/>
-                        <a:stretch>
-                          <a:fillRect/>
-                        </a:stretch>
-                      </pic:blipFill>
-                      <pic:spPr>
-                        <a:xfrm>
-                          <a:off x="0" y="0"/>
-                          <a:ext cx="1607185" cy="263525"/>
-                        </a:xfrm>
-                        <a:prstGeom prst="rect"/>
-                        <a:ln/>
-                      </pic:spPr>
-                    </pic:pic>
-                  </a:graphicData>
-                </a:graphic>
-              </wp:anchor>
-            </w:drawing>
+            <w:pict>
+              <v:rect id="Rectangle 4" o:spid="_x0000_s1031" style="position:absolute;margin-left:390pt;margin-top:533pt;width:126.55pt;height:20.75pt;z-index:251665408;visibility:visible;mso-wrap-style:square;mso-wrap-distance-left:9pt;mso-wrap-distance-top:0;mso-wrap-distance-right:9pt;mso-wrap-distance-bottom:0;mso-position-horizontal:absolute;mso-position-horizontal-relative:text;mso-position-vertical:absolute;mso-position-vertical-relative:text;v-text-anchor:top" o:gfxdata="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" filled="f" stroked="f">
+                <v:textbox inset="2.53958mm,1.2694mm,2.53958mm,1.2694mm">
+                  <w:txbxContent>
+                    <w:p>
+                      <w:pPr>
+                        <w:spacing w:line="258" w:lineRule="auto"/>
+                        <w:jc w:val="center"/>
+                        <w:textDirection w:val="btLr"/>
+                      </w:pPr>
+                      <w:r>
+                        <w:rPr>
+                          <w:color w:val="000000"/>
+                          <w:sz w:val="18"/>
+                        </w:rPr>
+                        <w:t>Signature of Applicant</w:t>
+                      </w:r>
+                    </w:p>
+                  </w:txbxContent>
+                </v:textbox>
+              </v:rect>
+            </w:pict>
           </mc:Fallback>
         </mc:AlternateContent>
       </w:r>
       <w:r>
+        <w:rPr>
+          <w:noProof/>
+        </w:rPr>
         <mc:AlternateContent>
-          <mc:Choice Requires="wpg">
+          <mc:Choice Requires="wps">
             <w:drawing>
-              <wp:anchor allowOverlap="1" behindDoc="0" distB="45720" distT="45720" distL="114300" distR="114300" hidden="0" layoutInCell="1" locked="0" relativeHeight="0" simplePos="0">
+              <wp:anchor distT="45720" distB="45720" distL="114300" distR="114300" simplePos="0" relativeHeight="251666432" behindDoc="0" locked="0" layoutInCell="1" hidden="0" allowOverlap="1">
                 <wp:simplePos x="0" y="0"/>
                 <wp:positionH relativeFrom="column">
                   <wp:posOffset>371475</wp:posOffset>
@@ -1323,14 +1313,14 @@
                   <wp:posOffset>3007995</wp:posOffset>
                 </wp:positionV>
                 <wp:extent cx="6877050" cy="3719124"/>
-                <wp:effectExtent b="0" l="0" r="0" t="0"/>
-                <wp:wrapSquare wrapText="bothSides" distB="45720" distT="45720" distL="114300" distR="114300"/>
-                <wp:docPr id="2" name=""/>
-                <a:graphic>
+                <wp:effectExtent l="0" t="0" r="0" b="0"/>
+                <wp:wrapSquare wrapText="bothSides" distT="45720" distB="45720" distL="114300" distR="114300"/>
+                <wp:docPr id="2" name="Rectangle 2"/>
+                <wp:cNvGraphicFramePr/>
+                <a:graphic xmlns:a="http://schemas.openxmlformats.org/drawingml/2006/main">
                   <a:graphicData uri="http://schemas.microsoft.com/office/word/2010/wordprocessingShape">
                     <wps:wsp>
                       <wps:cNvSpPr/>
-                      <wps:cNvPr id="3" name="Shape 3"/>
                       <wps:spPr>
                         <a:xfrm>
                           <a:off x="1912238" y="1927388"/>
@@ -1348,297 +1338,275 @@
                         <w:txbxContent>
                           <w:p>
                             <w:pPr>
-                              <w:spacing w:after="160" w:before="0" w:line="258.99999618530273"/>
-                              <w:ind w:left="0" w:right="0" w:firstLine="0"/>
-                              <w:jc w:val="left"/>
+                              <w:spacing w:line="258" w:lineRule="auto"/>
                               <w:textDirection w:val="btLr"/>
                             </w:pPr>
                             <w:r>
                               <w:rPr>
-                                <w:rFonts w:ascii="Arial" w:cs="Arial" w:eastAsia="Arial" w:hAnsi="Arial"/>
-                                <w:b w:val="0"/>
-                                <w:i w:val="0"/>
-                                <w:smallCaps w:val="0"/>
-                                <w:strike w:val="0"/>
+                                <w:rFonts w:ascii="Arial" w:eastAsia="Arial" w:hAnsi="Arial" w:cs="Arial"/>
                                 <w:color w:val="000000"/>
                                 <w:sz w:val="24"/>
-                                <w:vertAlign w:val="baseline"/>
                               </w:rPr>
-                              <w:t xml:space="preserve">TO WHOM IT MAY CONCERN:</w:t>
+                              <w:t>TO WHOM IT MAY CONCERN:</w:t>
                             </w:r>
                           </w:p>
                           <w:p>
                             <w:pPr>
-                              <w:spacing w:after="160" w:before="0" w:line="258.99999618530273"/>
-                              <w:ind w:left="0" w:right="0" w:firstLine="720"/>
-                              <w:jc w:val="left"/>
+                              <w:spacing w:line="258" w:lineRule="auto"/>
+                              <w:ind w:firstLine="720"/>
                               <w:textDirection w:val="btLr"/>
                             </w:pPr>
                             <w:r>
                               <w:rPr>
-                                <w:rFonts w:ascii="Arial" w:cs="Arial" w:eastAsia="Arial" w:hAnsi="Arial"/>
-                                <w:b w:val="0"/>
-                                <w:i w:val="0"/>
-                                <w:smallCaps w:val="0"/>
-                                <w:strike w:val="0"/>
+                                <w:rFonts w:ascii="Arial" w:eastAsia="Arial" w:hAnsi="Arial" w:cs="Arial"/>
                                 <w:color w:val="000000"/>
                                 <w:sz w:val="24"/>
-                                <w:vertAlign w:val="baseline"/>
                               </w:rPr>
+                              <w:t>This is to certify that</w:t>
+                            </w:r>
+                            <w:proofErr w:type="gramStart"/>
+                            <w:r>
+                              <w:rPr>
+                                <w:rFonts w:ascii="Arial" w:eastAsia="Arial" w:hAnsi="Arial" w:cs="Arial"/>
+                                <w:color w:val="000000"/>
+                                <w:sz w:val="24"/>
+                              </w:rPr>
+                              <w:t xml:space="preserve"> </w:t>
                             </w:r>
                             <w:r>
                               <w:rPr>
-                                <w:rFonts w:ascii="Arial" w:cs="Arial" w:eastAsia="Arial" w:hAnsi="Arial"/>
-                                <w:b w:val="0"/>
-                                <w:i w:val="0"/>
-                                <w:smallCaps w:val="0"/>
-                                <w:strike w:val="0"/>
+                                <w:rFonts w:ascii="Arial" w:eastAsia="Arial" w:hAnsi="Arial" w:cs="Arial"/>
+                                <w:b/>
                                 <w:color w:val="000000"/>
                                 <w:sz w:val="24"/>
-                                <w:vertAlign w:val="baseline"/>
+                                <w:u w:val="single"/>
                               </w:rPr>
-                              <w:t xml:space="preserve">This is to certify that </w:t>
+                              <w:t xml:space="preserve">  {</w:t>
+                            </w:r>
+                            <w:proofErr w:type="gramEnd"/>
+                            <w:r>
+                              <w:rPr>
+                                <w:rFonts w:ascii="Arial" w:eastAsia="Arial" w:hAnsi="Arial" w:cs="Arial"/>
+                                <w:b/>
+                                <w:color w:val="000000"/>
+                                <w:sz w:val="24"/>
+                                <w:u w:val="single"/>
+                              </w:rPr>
+                              <w:t xml:space="preserve">name}  </w:t>
                             </w:r>
                             <w:r>
                               <w:rPr>
-                                <w:rFonts w:ascii="Arial" w:cs="Arial" w:eastAsia="Arial" w:hAnsi="Arial"/>
-                                <w:b w:val="1"/>
-                                <w:i w:val="0"/>
-                                <w:smallCaps w:val="0"/>
-                                <w:strike w:val="0"/>
+                                <w:rFonts w:ascii="Arial" w:eastAsia="Arial" w:hAnsi="Arial" w:cs="Arial"/>
+                                <w:color w:val="000000"/>
+                                <w:sz w:val="24"/>
+                              </w:rPr>
+                              <w:t xml:space="preserve">, whose picture, </w:t>
+                            </w:r>
+                            <w:proofErr w:type="spellStart"/>
+                            <w:r>
+                              <w:rPr>
+                                <w:rFonts w:ascii="Arial" w:eastAsia="Arial" w:hAnsi="Arial" w:cs="Arial"/>
+                                <w:color w:val="000000"/>
+                                <w:sz w:val="24"/>
+                              </w:rPr>
+                              <w:t>thimbprints</w:t>
+                            </w:r>
+                            <w:proofErr w:type="spellEnd"/>
+                            <w:r>
+                              <w:rPr>
+                                <w:rFonts w:ascii="Arial" w:eastAsia="Arial" w:hAnsi="Arial" w:cs="Arial"/>
+                                <w:color w:val="000000"/>
+                                <w:sz w:val="24"/>
+                              </w:rPr>
+                              <w:t xml:space="preserve">, and signature/s appear hereon is </w:t>
+                            </w:r>
+                            <w:proofErr w:type="spellStart"/>
+                            <w:r>
+                              <w:rPr>
+                                <w:rFonts w:ascii="Arial" w:eastAsia="Arial" w:hAnsi="Arial" w:cs="Arial"/>
+                                <w:color w:val="000000"/>
+                                <w:sz w:val="24"/>
+                              </w:rPr>
+                              <w:t>bonafide</w:t>
+                            </w:r>
+                            <w:proofErr w:type="spellEnd"/>
+                            <w:r>
+                              <w:rPr>
+                                <w:rFonts w:ascii="Arial" w:eastAsia="Arial" w:hAnsi="Arial" w:cs="Arial"/>
+                                <w:color w:val="000000"/>
+                                <w:sz w:val="24"/>
+                              </w:rPr>
+                              <w:t xml:space="preserve"> resident of </w:t>
+                            </w:r>
+                            <w:r>
+                              <w:rPr>
+                                <w:rFonts w:ascii="Arial" w:eastAsia="Arial" w:hAnsi="Arial" w:cs="Arial"/>
+                                <w:b/>
                                 <w:color w:val="000000"/>
                                 <w:sz w:val="24"/>
                                 <w:u w:val="single"/>
-                                <w:vertAlign w:val="baseline"/>
-                              </w:rPr>
-                              <w:t xml:space="preserve">  {name}  </w:t>
-                            </w:r>
-                            <w:r>
-                              <w:rPr>
-                                <w:rFonts w:ascii="Arial" w:cs="Arial" w:eastAsia="Arial" w:hAnsi="Arial"/>
-                                <w:b w:val="0"/>
-                                <w:i w:val="0"/>
-                                <w:smallCaps w:val="0"/>
-                                <w:strike w:val="0"/>
-                                <w:color w:val="000000"/>
-                                <w:sz w:val="24"/>
-                                <w:vertAlign w:val="baseline"/>
-                              </w:rPr>
-                              <w:t xml:space="preserve">, whose picture, thimbprints, and signature/s appear hereon is bonafide resident of </w:t>
-                            </w:r>
-                            <w:r>
-                              <w:rPr>
-                                <w:rFonts w:ascii="Arial" w:cs="Arial" w:eastAsia="Arial" w:hAnsi="Arial"/>
-                                <w:b w:val="1"/>
-                                <w:i w:val="0"/>
-                                <w:smallCaps w:val="0"/>
-                                <w:strike w:val="0"/>
-                                <w:color w:val="000000"/>
-                                <w:sz w:val="24"/>
-                                <w:u w:val="single"/>
-                                <w:vertAlign w:val="baseline"/>
                               </w:rPr>
                               <w:t xml:space="preserve">  {address}  </w:t>
                             </w:r>
                             <w:r>
                               <w:rPr>
-                                <w:rFonts w:ascii="Arial" w:cs="Arial" w:eastAsia="Arial" w:hAnsi="Arial"/>
-                                <w:b w:val="0"/>
-                                <w:i w:val="0"/>
-                                <w:smallCaps w:val="0"/>
-                                <w:strike w:val="0"/>
+                                <w:rFonts w:ascii="Arial" w:eastAsia="Arial" w:hAnsi="Arial" w:cs="Arial"/>
                                 <w:color w:val="000000"/>
                                 <w:sz w:val="24"/>
-                                <w:vertAlign w:val="baseline"/>
                               </w:rPr>
-                              <w:t xml:space="preserve"> and are known in the community to be indigent person. With annual income of </w:t>
+                              <w:t xml:space="preserve"> and are known in the community to be indigent person.</w:t>
                             </w:r>
                             <w:r>
                               <w:rPr>
-                                <w:rFonts w:ascii="Arial" w:cs="Arial" w:eastAsia="Arial" w:hAnsi="Arial"/>
-                                <w:b w:val="1"/>
-                                <w:i w:val="0"/>
-                                <w:smallCaps w:val="0"/>
-                                <w:strike w:val="0"/>
+                                <w:rFonts w:ascii="Arial" w:eastAsia="Arial" w:hAnsi="Arial" w:cs="Arial"/>
+                                <w:color w:val="000000"/>
+                                <w:sz w:val="24"/>
+                              </w:rPr>
+                              <w:t xml:space="preserve"> With annual income of</w:t>
+                            </w:r>
+                            <w:proofErr w:type="gramStart"/>
+                            <w:r>
+                              <w:rPr>
+                                <w:rFonts w:ascii="Arial" w:eastAsia="Arial" w:hAnsi="Arial" w:cs="Arial"/>
+                                <w:color w:val="000000"/>
+                                <w:sz w:val="24"/>
+                              </w:rPr>
+                              <w:t xml:space="preserve"> </w:t>
+                            </w:r>
+                            <w:r>
+                              <w:rPr>
+                                <w:rFonts w:ascii="Arial" w:eastAsia="Arial" w:hAnsi="Arial" w:cs="Arial"/>
+                                <w:b/>
                                 <w:color w:val="000000"/>
                                 <w:sz w:val="24"/>
                                 <w:u w:val="single"/>
-                                <w:vertAlign w:val="baseline"/>
                               </w:rPr>
-                              <w:t xml:space="preserve">  {ITRIncomeMin}  </w:t>
+                              <w:t xml:space="preserve">  {</w:t>
+                            </w:r>
+                            <w:proofErr w:type="spellStart"/>
+                            <w:proofErr w:type="gramEnd"/>
+                            <w:r>
+                              <w:rPr>
+                                <w:rFonts w:ascii="Arial" w:eastAsia="Arial" w:hAnsi="Arial" w:cs="Arial"/>
+                                <w:b/>
+                                <w:color w:val="000000"/>
+                                <w:sz w:val="24"/>
+                                <w:u w:val="single"/>
+                              </w:rPr>
+                              <w:t>ITRIncomeMin</w:t>
+                            </w:r>
+                            <w:proofErr w:type="spellEnd"/>
+                            <w:r>
+                              <w:rPr>
+                                <w:rFonts w:ascii="Arial" w:eastAsia="Arial" w:hAnsi="Arial" w:cs="Arial"/>
+                                <w:b/>
+                                <w:color w:val="000000"/>
+                                <w:sz w:val="24"/>
+                                <w:u w:val="single"/>
+                              </w:rPr>
+                              <w:t xml:space="preserve">}  </w:t>
                             </w:r>
                             <w:r>
                               <w:rPr>
-                                <w:rFonts w:ascii="Arial" w:cs="Arial" w:eastAsia="Arial" w:hAnsi="Arial"/>
-                                <w:b w:val="0"/>
-                                <w:i w:val="0"/>
-                                <w:smallCaps w:val="0"/>
-                                <w:strike w:val="0"/>
+                                <w:rFonts w:ascii="Arial" w:eastAsia="Arial" w:hAnsi="Arial" w:cs="Arial"/>
                                 <w:color w:val="000000"/>
                                 <w:sz w:val="24"/>
-                                <w:vertAlign w:val="baseline"/>
                               </w:rPr>
                               <w:t xml:space="preserve"> and not more than </w:t>
                             </w:r>
                             <w:r>
                               <w:rPr>
-                                <w:rFonts w:ascii="Arial" w:cs="Arial" w:eastAsia="Arial" w:hAnsi="Arial"/>
-                                <w:b w:val="1"/>
-                                <w:i w:val="0"/>
-                                <w:smallCaps w:val="0"/>
-                                <w:strike w:val="0"/>
+                                <w:rFonts w:ascii="Arial" w:eastAsia="Arial" w:hAnsi="Arial" w:cs="Arial"/>
+                                <w:b/>
                                 <w:color w:val="000000"/>
                                 <w:sz w:val="24"/>
                                 <w:u w:val="single"/>
-                                <w:vertAlign w:val="baseline"/>
                               </w:rPr>
-                              <w:t xml:space="preserve">  {ITRIncomeMax}  </w:t>
+                              <w:t xml:space="preserve">  {</w:t>
+                            </w:r>
+                            <w:proofErr w:type="spellStart"/>
+                            <w:r>
+                              <w:rPr>
+                                <w:rFonts w:ascii="Arial" w:eastAsia="Arial" w:hAnsi="Arial" w:cs="Arial"/>
+                                <w:b/>
+                                <w:color w:val="000000"/>
+                                <w:sz w:val="24"/>
+                                <w:u w:val="single"/>
+                              </w:rPr>
+                              <w:t>ITRIncomeMax</w:t>
+                            </w:r>
+                            <w:proofErr w:type="spellEnd"/>
+                            <w:r>
+                              <w:rPr>
+                                <w:rFonts w:ascii="Arial" w:eastAsia="Arial" w:hAnsi="Arial" w:cs="Arial"/>
+                                <w:b/>
+                                <w:color w:val="000000"/>
+                                <w:sz w:val="24"/>
+                                <w:u w:val="single"/>
+                              </w:rPr>
+                              <w:t xml:space="preserve">}  </w:t>
                             </w:r>
                             <w:r>
                               <w:rPr>
-                                <w:rFonts w:ascii="Arial" w:cs="Arial" w:eastAsia="Arial" w:hAnsi="Arial"/>
-                                <w:b w:val="0"/>
-                                <w:i w:val="0"/>
-                                <w:smallCaps w:val="0"/>
-                                <w:strike w:val="0"/>
+                                <w:rFonts w:ascii="Arial" w:eastAsia="Arial" w:hAnsi="Arial" w:cs="Arial"/>
                                 <w:color w:val="000000"/>
                                 <w:sz w:val="24"/>
-                                <w:vertAlign w:val="baseline"/>
                               </w:rPr>
-                              <w:t xml:space="preserve">. They exempted for filing income tax return.</w:t>
+                              <w:t>. They exempted for filing income tax return.</w:t>
                             </w:r>
                           </w:p>
                           <w:p>
                             <w:pPr>
-                              <w:spacing w:after="160" w:before="0" w:line="258.99999618530273"/>
-                              <w:ind w:left="0" w:right="0" w:firstLine="0"/>
-                              <w:jc w:val="left"/>
+                              <w:spacing w:line="258" w:lineRule="auto"/>
+                              <w:textDirection w:val="btLr"/>
+                            </w:pPr>
+                          </w:p>
+                          <w:p>
+                            <w:pPr>
+                              <w:spacing w:line="258" w:lineRule="auto"/>
+                              <w:ind w:firstLine="720"/>
                               <w:textDirection w:val="btLr"/>
                             </w:pPr>
                             <w:r>
                               <w:rPr>
-                                <w:rFonts w:ascii="Arial" w:cs="Arial" w:eastAsia="Arial" w:hAnsi="Arial"/>
-                                <w:b w:val="0"/>
-                                <w:i w:val="0"/>
-                                <w:smallCaps w:val="0"/>
-                                <w:strike w:val="0"/>
+                                <w:rFonts w:ascii="Arial" w:eastAsia="Arial" w:hAnsi="Arial" w:cs="Arial"/>
                                 <w:color w:val="000000"/>
                                 <w:sz w:val="24"/>
-                                <w:vertAlign w:val="baseline"/>
                               </w:rPr>
+                              <w:t>This certification is issued upon the request of resident indicated above for any legal purposes only.</w:t>
                             </w:r>
                           </w:p>
                           <w:p>
                             <w:pPr>
-                              <w:spacing w:after="160" w:before="0" w:line="258.99999618530273"/>
-                              <w:ind w:left="0" w:right="0" w:firstLine="720"/>
-                              <w:jc w:val="left"/>
+                              <w:spacing w:line="258" w:lineRule="auto"/>
                               <w:textDirection w:val="btLr"/>
                             </w:pPr>
                             <w:r>
                               <w:rPr>
-                                <w:rFonts w:ascii="Arial" w:cs="Arial" w:eastAsia="Arial" w:hAnsi="Arial"/>
-                                <w:b w:val="0"/>
-                                <w:i w:val="0"/>
-                                <w:smallCaps w:val="0"/>
-                                <w:strike w:val="0"/>
-                                <w:color w:val="000000"/>
-                                <w:sz w:val="24"/>
-                                <w:vertAlign w:val="baseline"/>
-                              </w:rPr>
-                            </w:r>
-                            <w:r>
-                              <w:rPr>
-                                <w:rFonts w:ascii="Arial" w:cs="Arial" w:eastAsia="Arial" w:hAnsi="Arial"/>
-                                <w:b w:val="0"/>
-                                <w:i w:val="0"/>
-                                <w:smallCaps w:val="0"/>
-                                <w:strike w:val="0"/>
-                                <w:color w:val="000000"/>
-                                <w:sz w:val="24"/>
-                                <w:vertAlign w:val="baseline"/>
-                              </w:rPr>
-                              <w:t xml:space="preserve">This certification is issued upon the request of resident indicated above for any legal purposes only.</w:t>
-                            </w:r>
-                          </w:p>
-                          <w:p>
-                            <w:pPr>
-                              <w:spacing w:after="160" w:before="0" w:line="258.99999618530273"/>
-                              <w:ind w:left="0" w:right="0" w:firstLine="0"/>
-                              <w:jc w:val="left"/>
-                              <w:textDirection w:val="btLr"/>
-                            </w:pPr>
-                            <w:r>
-                              <w:rPr>
-                                <w:rFonts w:ascii="Arial" w:cs="Arial" w:eastAsia="Arial" w:hAnsi="Arial"/>
-                                <w:b w:val="0"/>
-                                <w:i w:val="0"/>
-                                <w:smallCaps w:val="0"/>
-                                <w:strike w:val="0"/>
-                                <w:color w:val="000000"/>
-                                <w:sz w:val="24"/>
-                                <w:vertAlign w:val="baseline"/>
-                              </w:rPr>
-                            </w:r>
-                            <w:r>
-                              <w:rPr>
-                                <w:rFonts w:ascii="Arial" w:cs="Arial" w:eastAsia="Arial" w:hAnsi="Arial"/>
-                                <w:b w:val="1"/>
-                                <w:i w:val="0"/>
-                                <w:smallCaps w:val="0"/>
-                                <w:strike w:val="0"/>
+                                <w:rFonts w:ascii="Arial" w:eastAsia="Arial" w:hAnsi="Arial" w:cs="Arial"/>
+                                <w:b/>
                                 <w:color w:val="000000"/>
                                 <w:sz w:val="24"/>
                                 <w:u w:val="single"/>
-                                <w:vertAlign w:val="baseline"/>
                               </w:rPr>
                               <w:t xml:space="preserve">                   </w:t>
                             </w:r>
                           </w:p>
                           <w:p>
                             <w:pPr>
-                              <w:spacing w:after="160" w:before="0" w:line="258.99999618530273"/>
-                              <w:ind w:left="0" w:right="0" w:firstLine="0"/>
-                              <w:jc w:val="left"/>
+                              <w:spacing w:line="258" w:lineRule="auto"/>
                               <w:textDirection w:val="btLr"/>
                             </w:pPr>
-                            <w:r>
-                              <w:rPr>
-                                <w:rFonts w:ascii="Arial" w:cs="Arial" w:eastAsia="Arial" w:hAnsi="Arial"/>
-                                <w:b w:val="0"/>
-                                <w:i w:val="0"/>
-                                <w:smallCaps w:val="0"/>
-                                <w:strike w:val="0"/>
-                                <w:color w:val="000000"/>
-                                <w:sz w:val="24"/>
-                                <w:vertAlign w:val="baseline"/>
-                              </w:rPr>
-                            </w:r>
                           </w:p>
                           <w:p>
                             <w:pPr>
-                              <w:spacing w:after="160" w:before="0" w:line="258.99999618530273"/>
-                              <w:ind w:left="0" w:right="0" w:firstLine="0"/>
-                              <w:jc w:val="left"/>
+                              <w:spacing w:line="258" w:lineRule="auto"/>
                               <w:textDirection w:val="btLr"/>
                             </w:pPr>
-                            <w:r>
-                              <w:rPr>
-                                <w:rFonts w:ascii="Arial" w:cs="Arial" w:eastAsia="Arial" w:hAnsi="Arial"/>
-                                <w:b w:val="1"/>
-                                <w:i w:val="0"/>
-                                <w:smallCaps w:val="0"/>
-                                <w:strike w:val="0"/>
-                                <w:color w:val="000000"/>
-                                <w:sz w:val="24"/>
-                                <w:u w:val="single"/>
-                                <w:vertAlign w:val="baseline"/>
-                              </w:rPr>
-                            </w:r>
                           </w:p>
                         </w:txbxContent>
                       </wps:txbx>
-                      <wps:bodyPr anchorCtr="0" anchor="t" bIns="45700" lIns="91425" spcFirstLastPara="1" rIns="91425" wrap="square" tIns="45700">
+                      <wps:bodyPr spcFirstLastPara="1" wrap="square" lIns="91425" tIns="45700" rIns="91425" bIns="45700" anchor="t" anchorCtr="0">
                         <a:noAutofit/>
                       </wps:bodyPr>
                     </wps:wsp>
@@ -1648,54 +1616,294 @@
             </w:drawing>
           </mc:Choice>
           <mc:Fallback>
-            <w:drawing>
-              <wp:anchor allowOverlap="1" behindDoc="0" distB="45720" distT="45720" distL="114300" distR="114300" hidden="0" layoutInCell="1" locked="0" relativeHeight="0" simplePos="0">
-                <wp:simplePos x="0" y="0"/>
-                <wp:positionH relativeFrom="column">
-                  <wp:posOffset>371475</wp:posOffset>
-                </wp:positionH>
-                <wp:positionV relativeFrom="paragraph">
-                  <wp:posOffset>3007995</wp:posOffset>
-                </wp:positionV>
-                <wp:extent cx="6877050" cy="3719124"/>
-                <wp:effectExtent b="0" l="0" r="0" t="0"/>
-                <wp:wrapSquare wrapText="bothSides" distB="45720" distT="45720" distL="114300" distR="114300"/>
-                <wp:docPr id="2" name="image3.png"/>
-                <a:graphic>
-                  <a:graphicData uri="http://schemas.openxmlformats.org/drawingml/2006/picture">
-                    <pic:pic>
-                      <pic:nvPicPr>
-                        <pic:cNvPr id="0" name="image3.png"/>
-                        <pic:cNvPicPr preferRelativeResize="0"/>
-                      </pic:nvPicPr>
-                      <pic:blipFill>
-                        <a:blip r:embed="rId14"/>
-                        <a:srcRect/>
-                        <a:stretch>
-                          <a:fillRect/>
-                        </a:stretch>
-                      </pic:blipFill>
-                      <pic:spPr>
-                        <a:xfrm>
-                          <a:off x="0" y="0"/>
-                          <a:ext cx="6877050" cy="3719124"/>
-                        </a:xfrm>
-                        <a:prstGeom prst="rect"/>
-                        <a:ln/>
-                      </pic:spPr>
-                    </pic:pic>
-                  </a:graphicData>
-                </a:graphic>
-              </wp:anchor>
-            </w:drawing>
+            <w:pict>
+              <v:rect id="Rectangle 2" o:spid="_x0000_s1032" style="position:absolute;margin-left:29.25pt;margin-top:236.85pt;width:541.5pt;height:292.85pt;z-index:251666432;visibility:visible;mso-wrap-style:square;mso-wrap-distance-left:9pt;mso-wrap-distance-top:3.6pt;mso-wrap-distance-right:9pt;mso-wrap-distance-bottom:3.6pt;mso-position-horizontal:absolute;mso-position-horizontal-relative:text;mso-position-vertical:absolute;mso-position-vertical-relative:text;v-text-anchor:top" o:gfxdata="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" filled="f" stroked="f">
+                <v:textbox inset="2.53958mm,1.2694mm,2.53958mm,1.2694mm">
+                  <w:txbxContent>
+                    <w:p>
+                      <w:pPr>
+                        <w:spacing w:line="258" w:lineRule="auto"/>
+                        <w:textDirection w:val="btLr"/>
+                      </w:pPr>
+                      <w:r>
+                        <w:rPr>
+                          <w:rFonts w:ascii="Arial" w:eastAsia="Arial" w:hAnsi="Arial" w:cs="Arial"/>
+                          <w:color w:val="000000"/>
+                          <w:sz w:val="24"/>
+                        </w:rPr>
+                        <w:t>TO WHOM IT MAY CONCERN:</w:t>
+                      </w:r>
+                    </w:p>
+                    <w:p>
+                      <w:pPr>
+                        <w:spacing w:line="258" w:lineRule="auto"/>
+                        <w:ind w:firstLine="720"/>
+                        <w:textDirection w:val="btLr"/>
+                      </w:pPr>
+                      <w:r>
+                        <w:rPr>
+                          <w:rFonts w:ascii="Arial" w:eastAsia="Arial" w:hAnsi="Arial" w:cs="Arial"/>
+                          <w:color w:val="000000"/>
+                          <w:sz w:val="24"/>
+                        </w:rPr>
+                        <w:t>This is to certify that</w:t>
+                      </w:r>
+                      <w:proofErr w:type="gramStart"/>
+                      <w:r>
+                        <w:rPr>
+                          <w:rFonts w:ascii="Arial" w:eastAsia="Arial" w:hAnsi="Arial" w:cs="Arial"/>
+                          <w:color w:val="000000"/>
+                          <w:sz w:val="24"/>
+                        </w:rPr>
+                        <w:t xml:space="preserve"> </w:t>
+                      </w:r>
+                      <w:r>
+                        <w:rPr>
+                          <w:rFonts w:ascii="Arial" w:eastAsia="Arial" w:hAnsi="Arial" w:cs="Arial"/>
+                          <w:b/>
+                          <w:color w:val="000000"/>
+                          <w:sz w:val="24"/>
+                          <w:u w:val="single"/>
+                        </w:rPr>
+                        <w:t xml:space="preserve">  {</w:t>
+                      </w:r>
+                      <w:proofErr w:type="gramEnd"/>
+                      <w:r>
+                        <w:rPr>
+                          <w:rFonts w:ascii="Arial" w:eastAsia="Arial" w:hAnsi="Arial" w:cs="Arial"/>
+                          <w:b/>
+                          <w:color w:val="000000"/>
+                          <w:sz w:val="24"/>
+                          <w:u w:val="single"/>
+                        </w:rPr>
+                        <w:t xml:space="preserve">name}  </w:t>
+                      </w:r>
+                      <w:r>
+                        <w:rPr>
+                          <w:rFonts w:ascii="Arial" w:eastAsia="Arial" w:hAnsi="Arial" w:cs="Arial"/>
+                          <w:color w:val="000000"/>
+                          <w:sz w:val="24"/>
+                        </w:rPr>
+                        <w:t xml:space="preserve">, whose picture, </w:t>
+                      </w:r>
+                      <w:proofErr w:type="spellStart"/>
+                      <w:r>
+                        <w:rPr>
+                          <w:rFonts w:ascii="Arial" w:eastAsia="Arial" w:hAnsi="Arial" w:cs="Arial"/>
+                          <w:color w:val="000000"/>
+                          <w:sz w:val="24"/>
+                        </w:rPr>
+                        <w:t>thimbprints</w:t>
+                      </w:r>
+                      <w:proofErr w:type="spellEnd"/>
+                      <w:r>
+                        <w:rPr>
+                          <w:rFonts w:ascii="Arial" w:eastAsia="Arial" w:hAnsi="Arial" w:cs="Arial"/>
+                          <w:color w:val="000000"/>
+                          <w:sz w:val="24"/>
+                        </w:rPr>
+                        <w:t xml:space="preserve">, and signature/s appear hereon is </w:t>
+                      </w:r>
+                      <w:proofErr w:type="spellStart"/>
+                      <w:r>
+                        <w:rPr>
+                          <w:rFonts w:ascii="Arial" w:eastAsia="Arial" w:hAnsi="Arial" w:cs="Arial"/>
+                          <w:color w:val="000000"/>
+                          <w:sz w:val="24"/>
+                        </w:rPr>
+                        <w:t>bonafide</w:t>
+                      </w:r>
+                      <w:proofErr w:type="spellEnd"/>
+                      <w:r>
+                        <w:rPr>
+                          <w:rFonts w:ascii="Arial" w:eastAsia="Arial" w:hAnsi="Arial" w:cs="Arial"/>
+                          <w:color w:val="000000"/>
+                          <w:sz w:val="24"/>
+                        </w:rPr>
+                        <w:t xml:space="preserve"> resident of </w:t>
+                      </w:r>
+                      <w:r>
+                        <w:rPr>
+                          <w:rFonts w:ascii="Arial" w:eastAsia="Arial" w:hAnsi="Arial" w:cs="Arial"/>
+                          <w:b/>
+                          <w:color w:val="000000"/>
+                          <w:sz w:val="24"/>
+                          <w:u w:val="single"/>
+                        </w:rPr>
+                        <w:t xml:space="preserve">  {address}  </w:t>
+                      </w:r>
+                      <w:r>
+                        <w:rPr>
+                          <w:rFonts w:ascii="Arial" w:eastAsia="Arial" w:hAnsi="Arial" w:cs="Arial"/>
+                          <w:color w:val="000000"/>
+                          <w:sz w:val="24"/>
+                        </w:rPr>
+                        <w:t xml:space="preserve"> and are known in the community to be indigent person.</w:t>
+                      </w:r>
+                      <w:r>
+                        <w:rPr>
+                          <w:rFonts w:ascii="Arial" w:eastAsia="Arial" w:hAnsi="Arial" w:cs="Arial"/>
+                          <w:color w:val="000000"/>
+                          <w:sz w:val="24"/>
+                        </w:rPr>
+                        <w:t xml:space="preserve"> With annual income of</w:t>
+                      </w:r>
+                      <w:proofErr w:type="gramStart"/>
+                      <w:r>
+                        <w:rPr>
+                          <w:rFonts w:ascii="Arial" w:eastAsia="Arial" w:hAnsi="Arial" w:cs="Arial"/>
+                          <w:color w:val="000000"/>
+                          <w:sz w:val="24"/>
+                        </w:rPr>
+                        <w:t xml:space="preserve"> </w:t>
+                      </w:r>
+                      <w:r>
+                        <w:rPr>
+                          <w:rFonts w:ascii="Arial" w:eastAsia="Arial" w:hAnsi="Arial" w:cs="Arial"/>
+                          <w:b/>
+                          <w:color w:val="000000"/>
+                          <w:sz w:val="24"/>
+                          <w:u w:val="single"/>
+                        </w:rPr>
+                        <w:t xml:space="preserve">  {</w:t>
+                      </w:r>
+                      <w:proofErr w:type="spellStart"/>
+                      <w:proofErr w:type="gramEnd"/>
+                      <w:r>
+                        <w:rPr>
+                          <w:rFonts w:ascii="Arial" w:eastAsia="Arial" w:hAnsi="Arial" w:cs="Arial"/>
+                          <w:b/>
+                          <w:color w:val="000000"/>
+                          <w:sz w:val="24"/>
+                          <w:u w:val="single"/>
+                        </w:rPr>
+                        <w:t>ITRIncomeMin</w:t>
+                      </w:r>
+                      <w:proofErr w:type="spellEnd"/>
+                      <w:r>
+                        <w:rPr>
+                          <w:rFonts w:ascii="Arial" w:eastAsia="Arial" w:hAnsi="Arial" w:cs="Arial"/>
+                          <w:b/>
+                          <w:color w:val="000000"/>
+                          <w:sz w:val="24"/>
+                          <w:u w:val="single"/>
+                        </w:rPr>
+                        <w:t xml:space="preserve">}  </w:t>
+                      </w:r>
+                      <w:r>
+                        <w:rPr>
+                          <w:rFonts w:ascii="Arial" w:eastAsia="Arial" w:hAnsi="Arial" w:cs="Arial"/>
+                          <w:color w:val="000000"/>
+                          <w:sz w:val="24"/>
+                        </w:rPr>
+                        <w:t xml:space="preserve"> and not more than </w:t>
+                      </w:r>
+                      <w:r>
+                        <w:rPr>
+                          <w:rFonts w:ascii="Arial" w:eastAsia="Arial" w:hAnsi="Arial" w:cs="Arial"/>
+                          <w:b/>
+                          <w:color w:val="000000"/>
+                          <w:sz w:val="24"/>
+                          <w:u w:val="single"/>
+                        </w:rPr>
+                        <w:t xml:space="preserve">  {</w:t>
+                      </w:r>
+                      <w:proofErr w:type="spellStart"/>
+                      <w:r>
+                        <w:rPr>
+                          <w:rFonts w:ascii="Arial" w:eastAsia="Arial" w:hAnsi="Arial" w:cs="Arial"/>
+                          <w:b/>
+                          <w:color w:val="000000"/>
+                          <w:sz w:val="24"/>
+                          <w:u w:val="single"/>
+                        </w:rPr>
+                        <w:t>ITRIncomeMax</w:t>
+                      </w:r>
+                      <w:proofErr w:type="spellEnd"/>
+                      <w:r>
+                        <w:rPr>
+                          <w:rFonts w:ascii="Arial" w:eastAsia="Arial" w:hAnsi="Arial" w:cs="Arial"/>
+                          <w:b/>
+                          <w:color w:val="000000"/>
+                          <w:sz w:val="24"/>
+                          <w:u w:val="single"/>
+                        </w:rPr>
+                        <w:t xml:space="preserve">}  </w:t>
+                      </w:r>
+                      <w:r>
+                        <w:rPr>
+                          <w:rFonts w:ascii="Arial" w:eastAsia="Arial" w:hAnsi="Arial" w:cs="Arial"/>
+                          <w:color w:val="000000"/>
+                          <w:sz w:val="24"/>
+                        </w:rPr>
+                        <w:t>. They exempted for filing income tax return.</w:t>
+                      </w:r>
+                    </w:p>
+                    <w:p>
+                      <w:pPr>
+                        <w:spacing w:line="258" w:lineRule="auto"/>
+                        <w:textDirection w:val="btLr"/>
+                      </w:pPr>
+                    </w:p>
+                    <w:p>
+                      <w:pPr>
+                        <w:spacing w:line="258" w:lineRule="auto"/>
+                        <w:ind w:firstLine="720"/>
+                        <w:textDirection w:val="btLr"/>
+                      </w:pPr>
+                      <w:r>
+                        <w:rPr>
+                          <w:rFonts w:ascii="Arial" w:eastAsia="Arial" w:hAnsi="Arial" w:cs="Arial"/>
+                          <w:color w:val="000000"/>
+                          <w:sz w:val="24"/>
+                        </w:rPr>
+                        <w:t>This certification is issued upon the request of resident indicated above for any legal purposes only.</w:t>
+                      </w:r>
+                    </w:p>
+                    <w:p>
+                      <w:pPr>
+                        <w:spacing w:line="258" w:lineRule="auto"/>
+                        <w:textDirection w:val="btLr"/>
+                      </w:pPr>
+                      <w:r>
+                        <w:rPr>
+                          <w:rFonts w:ascii="Arial" w:eastAsia="Arial" w:hAnsi="Arial" w:cs="Arial"/>
+                          <w:b/>
+                          <w:color w:val="000000"/>
+                          <w:sz w:val="24"/>
+                          <w:u w:val="single"/>
+                        </w:rPr>
+                        <w:t xml:space="preserve">                   </w:t>
+                      </w:r>
+                    </w:p>
+                    <w:p>
+                      <w:pPr>
+                        <w:spacing w:line="258" w:lineRule="auto"/>
+                        <w:textDirection w:val="btLr"/>
+                      </w:pPr>
+                    </w:p>
+                    <w:p>
+                      <w:pPr>
+                        <w:spacing w:line="258" w:lineRule="auto"/>
+                        <w:textDirection w:val="btLr"/>
+                      </w:pPr>
+                    </w:p>
+                  </w:txbxContent>
+                </v:textbox>
+                <w10:wrap type="square"/>
+              </v:rect>
+            </w:pict>
           </mc:Fallback>
         </mc:AlternateContent>
       </w:r>
       <w:r>
+        <w:rPr>
+          <w:noProof/>
+        </w:rPr>
         <mc:AlternateContent>
-          <mc:Choice Requires="wpg">
+          <mc:Choice Requires="wps">
             <w:drawing>
-              <wp:anchor allowOverlap="1" behindDoc="0" distB="45720" distT="45720" distL="114300" distR="114300" hidden="0" layoutInCell="1" locked="0" relativeHeight="0" simplePos="0">
+              <wp:anchor distT="45720" distB="45720" distL="114300" distR="114300" simplePos="0" relativeHeight="251667456" behindDoc="0" locked="0" layoutInCell="1" hidden="0" allowOverlap="1">
                 <wp:simplePos x="0" y="0"/>
                 <wp:positionH relativeFrom="column">
                   <wp:posOffset>5803900</wp:posOffset>
@@ -1704,14 +1912,14 @@
                   <wp:posOffset>1658620</wp:posOffset>
                 </wp:positionV>
                 <wp:extent cx="1449525" cy="1449525"/>
-                <wp:effectExtent b="0" l="0" r="0" t="0"/>
-                <wp:wrapSquare wrapText="bothSides" distB="45720" distT="45720" distL="114300" distR="114300"/>
-                <wp:docPr id="7" name=""/>
-                <a:graphic>
+                <wp:effectExtent l="0" t="0" r="0" b="0"/>
+                <wp:wrapSquare wrapText="bothSides" distT="45720" distB="45720" distL="114300" distR="114300"/>
+                <wp:docPr id="7" name="Rectangle 7"/>
+                <wp:cNvGraphicFramePr/>
+                <a:graphic xmlns:a="http://schemas.openxmlformats.org/drawingml/2006/main">
                   <a:graphicData uri="http://schemas.microsoft.com/office/word/2010/wordprocessingShape">
                     <wps:wsp>
                       <wps:cNvSpPr/>
-                      <wps:cNvPr id="8" name="Shape 8"/>
                       <wps:spPr>
                         <a:xfrm>
                           <a:off x="4626000" y="3060000"/>
@@ -1729,28 +1937,26 @@
                         <w:txbxContent>
                           <w:p>
                             <w:pPr>
-                              <w:spacing w:after="160" w:before="0" w:line="258.99999618530273"/>
-                              <w:ind w:left="0" w:right="0" w:firstLine="0"/>
+                              <w:spacing w:line="258" w:lineRule="auto"/>
                               <w:jc w:val="center"/>
                               <w:textDirection w:val="btLr"/>
                             </w:pPr>
                             <w:r>
                               <w:rPr>
-                                <w:rFonts w:ascii="Calibri" w:cs="Calibri" w:eastAsia="Calibri" w:hAnsi="Calibri"/>
-                                <w:b w:val="0"/>
-                                <w:i w:val="0"/>
-                                <w:smallCaps w:val="0"/>
-                                <w:strike w:val="0"/>
                                 <w:color w:val="000000"/>
-                                <w:sz w:val="22"/>
-                                <w:vertAlign w:val="baseline"/>
                               </w:rPr>
-                              <w:t xml:space="preserve">{%image}</w:t>
+                              <w:t>{%i</w:t>
+                            </w:r>
+                            <w:r>
+                              <w:rPr>
+                                <w:color w:val="000000"/>
+                              </w:rPr>
+                              <w:t>mage}</w:t>
                             </w:r>
                           </w:p>
                         </w:txbxContent>
                       </wps:txbx>
-                      <wps:bodyPr anchorCtr="0" anchor="ctr" bIns="45700" lIns="91425" spcFirstLastPara="1" rIns="91425" wrap="square" tIns="45700">
+                      <wps:bodyPr spcFirstLastPara="1" wrap="square" lIns="91425" tIns="45700" rIns="91425" bIns="45700" anchor="ctr" anchorCtr="0">
                         <a:noAutofit/>
                       </wps:bodyPr>
                     </wps:wsp>
@@ -1760,72 +1966,57 @@
             </w:drawing>
           </mc:Choice>
           <mc:Fallback>
-            <w:drawing>
-              <wp:anchor allowOverlap="1" behindDoc="0" distB="45720" distT="45720" distL="114300" distR="114300" hidden="0" layoutInCell="1" locked="0" relativeHeight="0" simplePos="0">
-                <wp:simplePos x="0" y="0"/>
-                <wp:positionH relativeFrom="column">
-                  <wp:posOffset>5803900</wp:posOffset>
-                </wp:positionH>
-                <wp:positionV relativeFrom="paragraph">
-                  <wp:posOffset>1658620</wp:posOffset>
-                </wp:positionV>
-                <wp:extent cx="1449525" cy="1449525"/>
-                <wp:effectExtent b="0" l="0" r="0" t="0"/>
-                <wp:wrapSquare wrapText="bothSides" distB="45720" distT="45720" distL="114300" distR="114300"/>
-                <wp:docPr id="7" name="image8.png"/>
-                <a:graphic>
-                  <a:graphicData uri="http://schemas.openxmlformats.org/drawingml/2006/picture">
-                    <pic:pic>
-                      <pic:nvPicPr>
-                        <pic:cNvPr id="0" name="image8.png"/>
-                        <pic:cNvPicPr preferRelativeResize="0"/>
-                      </pic:nvPicPr>
-                      <pic:blipFill>
-                        <a:blip r:embed="rId15"/>
-                        <a:srcRect/>
-                        <a:stretch>
-                          <a:fillRect/>
-                        </a:stretch>
-                      </pic:blipFill>
-                      <pic:spPr>
-                        <a:xfrm>
-                          <a:off x="0" y="0"/>
-                          <a:ext cx="1449525" cy="1449525"/>
-                        </a:xfrm>
-                        <a:prstGeom prst="rect"/>
-                        <a:ln/>
-                      </pic:spPr>
-                    </pic:pic>
-                  </a:graphicData>
-                </a:graphic>
-              </wp:anchor>
-            </w:drawing>
+            <w:pict>
+              <v:rect id="Rectangle 7" o:spid="_x0000_s1033" style="position:absolute;margin-left:457pt;margin-top:130.6pt;width:114.15pt;height:114.15pt;z-index:251667456;visibility:visible;mso-wrap-style:square;mso-wrap-distance-left:9pt;mso-wrap-distance-top:3.6pt;mso-wrap-distance-right:9pt;mso-wrap-distance-bottom:3.6pt;mso-position-horizontal:absolute;mso-position-horizontal-relative:text;mso-position-vertical:absolute;mso-position-vertical-relative:text;v-text-anchor:middle" o:gfxdata="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" filled="f" stroked="f">
+                <v:textbox inset="2.53958mm,1.2694mm,2.53958mm,1.2694mm">
+                  <w:txbxContent>
+                    <w:p>
+                      <w:pPr>
+                        <w:spacing w:line="258" w:lineRule="auto"/>
+                        <w:jc w:val="center"/>
+                        <w:textDirection w:val="btLr"/>
+                      </w:pPr>
+                      <w:r>
+                        <w:rPr>
+                          <w:color w:val="000000"/>
+                        </w:rPr>
+                        <w:t>{%i</w:t>
+                      </w:r>
+                      <w:r>
+                        <w:rPr>
+                          <w:color w:val="000000"/>
+                        </w:rPr>
+                        <w:t>mage}</w:t>
+                      </w:r>
+                    </w:p>
+                  </w:txbxContent>
+                </v:textbox>
+                <w10:wrap type="square"/>
+              </v:rect>
+            </w:pict>
           </mc:Fallback>
         </mc:AlternateContent>
       </w:r>
     </w:p>
     <w:sectPr>
-      <w:pgSz w:h="15842" w:w="12242" w:orient="portrait"/>
-      <w:pgMar w:bottom="0" w:top="0" w:left="0" w:right="0" w:header="709" w:footer="709"/>
+      <w:pgSz w:w="12242" w:h="15842"/>
+      <w:pgMar w:top="0" w:right="0" w:bottom="0" w:left="0" w:header="709" w:footer="709" w:gutter="0"/>
       <w:pgNumType w:start="1"/>
+      <w:cols w:space="720"/>
     </w:sectPr>
   </w:body>
 </w:document>
 </file>
 
-<file path=word/numbering.xml><?xml version="1.0" encoding="utf-8"?>
-<w:numbering xmlns:mc="http://schemas.openxmlformats.org/markup-compatibility/2006" xmlns:o="urn:schemas-microsoft-com:office:office" xmlns:r="http://schemas.openxmlformats.org/officeDocument/2006/relationships" xmlns:m="http://schemas.openxmlformats.org/officeDocument/2006/math" xmlns:v="urn:schemas-microsoft-com:vml" xmlns:wp="http://schemas.openxmlformats.org/drawingml/2006/wordprocessingDrawing" xmlns:w10="urn:schemas-microsoft-com:office:word" xmlns:w="http://schemas.openxmlformats.org/wordprocessingml/2006/main" xmlns:wne="http://schemas.microsoft.com/office/word/2006/wordml" xmlns:sl="http://schemas.openxmlformats.org/schemaLibrary/2006/main" xmlns:a="http://schemas.openxmlformats.org/drawingml/2006/main" xmlns:pic="http://schemas.openxmlformats.org/drawingml/2006/picture" xmlns:c="http://schemas.openxmlformats.org/drawingml/2006/chart" xmlns:lc="http://schemas.openxmlformats.org/drawingml/2006/lockedCanvas" xmlns:dgm="http://schemas.openxmlformats.org/drawingml/2006/diagram" xmlns:wps="http://schemas.microsoft.com/office/word/2010/wordprocessingShape" xmlns:wpg="http://schemas.microsoft.com/office/word/2010/wordprocessingGroup" xmlns:w14="http://schemas.microsoft.com/office/word/2010/wordml" xmlns:w15="http://schemas.microsoft.com/office/word/2012/wordml" xmlns:w16="http://schemas.microsoft.com/office/word/2018/wordml" xmlns:w16cex="http://schemas.microsoft.com/office/word/2018/wordml/cex" xmlns:w16cid="http://schemas.microsoft.com/office/word/2016/wordml/cid" xmlns:cr="http://schemas.microsoft.com/office/comments/2020/reactions"/>
-</file>
-
 <file path=word/styles.xml><?xml version="1.0" encoding="utf-8"?>
-<w:styles xmlns:mc="http://schemas.openxmlformats.org/markup-compatibility/2006" xmlns:o="urn:schemas-microsoft-com:office:office" xmlns:r="http://schemas.openxmlformats.org/officeDocument/2006/relationships" xmlns:m="http://schemas.openxmlformats.org/officeDocument/2006/math" xmlns:v="urn:schemas-microsoft-com:vml" xmlns:wp="http://schemas.openxmlformats.org/drawingml/2006/wordprocessingDrawing" xmlns:w10="urn:schemas-microsoft-com:office:word" xmlns:w="http://schemas.openxmlformats.org/wordprocessingml/2006/main" xmlns:wne="http://schemas.microsoft.com/office/word/2006/wordml" xmlns:sl="http://schemas.openxmlformats.org/schemaLibrary/2006/main" xmlns:a="http://schemas.openxmlformats.org/drawingml/2006/main" xmlns:pic="http://schemas.openxmlformats.org/drawingml/2006/picture" xmlns:c="http://schemas.openxmlformats.org/drawingml/2006/chart" xmlns:lc="http://schemas.openxmlformats.org/drawingml/2006/lockedCanvas" xmlns:dgm="http://schemas.openxmlformats.org/drawingml/2006/diagram" xmlns:wps="http://schemas.microsoft.com/office/word/2010/wordprocessingShape" xmlns:wpg="http://schemas.microsoft.com/office/word/2010/wordprocessingGroup" xmlns:w14="http://schemas.microsoft.com/office/word/2010/wordml" xmlns:w15="http://schemas.microsoft.com/office/word/2012/wordml" xmlns:w16="http://schemas.microsoft.com/office/word/2018/wordml" xmlns:w16cex="http://schemas.microsoft.com/office/word/2018/wordml/cex" xmlns:w16cid="http://schemas.microsoft.com/office/word/2016/wordml/cid" xmlns:cr="http://schemas.microsoft.com/office/comments/2020/reactions">
+<w:styles xmlns:mc="http://schemas.openxmlformats.org/markup-compatibility/2006" xmlns:r="http://schemas.openxmlformats.org/officeDocument/2006/relationships" xmlns:w="http://schemas.openxmlformats.org/wordprocessingml/2006/main" xmlns:w14="http://schemas.microsoft.com/office/word/2010/wordml" xmlns:w15="http://schemas.microsoft.com/office/word/2012/wordml" xmlns:w16se="http://schemas.microsoft.com/office/word/2015/wordml/symex" mc:Ignorable="w14 w15 w16se">
   <w:docDefaults>
     <w:rPrDefault>
       <w:rPr>
-        <w:rFonts w:ascii="Calibri" w:cs="Calibri" w:eastAsia="Calibri" w:hAnsi="Calibri"/>
+        <w:rFonts w:ascii="Calibri" w:eastAsia="Calibri" w:hAnsi="Calibri" w:cs="Calibri"/>
         <w:sz w:val="22"/>
         <w:szCs w:val="22"/>
-        <w:lang w:val="en-GB"/>
+        <w:lang w:val="en-GB" w:eastAsia="en-GB" w:bidi="ar-SA"/>
       </w:rPr>
     </w:rPrDefault>
     <w:pPrDefault>
@@ -1834,24 +2025,394 @@
       </w:pPr>
     </w:pPrDefault>
   </w:docDefaults>
-  <w:style w:type="paragraph" w:styleId="Normal" w:default="1">
-    <w:name w:val="normal"/>
-  </w:style>
-  <w:style w:type="table" w:styleId="TableNormal" w:default="1">
-    <w:name w:val="Table Normal"/>
+  <w:latentStyles w:defLockedState="0" w:defUIPriority="99" w:defSemiHidden="0" w:defUnhideWhenUsed="0" w:defQFormat="0" w:count="371">
+    <w:lsdException w:name="Normal" w:uiPriority="0" w:qFormat="1"/>
+    <w:lsdException w:name="heading 1" w:uiPriority="9" w:qFormat="1"/>
+    <w:lsdException w:name="heading 2" w:semiHidden="1" w:uiPriority="9" w:unhideWhenUsed="1" w:qFormat="1"/>
+    <w:lsdException w:name="heading 3" w:semiHidden="1" w:uiPriority="9" w:unhideWhenUsed="1" w:qFormat="1"/>
+    <w:lsdException w:name="heading 4" w:semiHidden="1" w:uiPriority="9" w:unhideWhenUsed="1" w:qFormat="1"/>
+    <w:lsdException w:name="heading 5" w:semiHidden="1" w:uiPriority="9" w:unhideWhenUsed="1" w:qFormat="1"/>
+    <w:lsdException w:name="heading 6" w:semiHidden="1" w:uiPriority="9" w:unhideWhenUsed="1" w:qFormat="1"/>
+    <w:lsdException w:name="heading 7" w:semiHidden="1" w:uiPriority="9" w:unhideWhenUsed="1" w:qFormat="1"/>
+    <w:lsdException w:name="heading 8" w:semiHidden="1" w:uiPriority="9" w:unhideWhenUsed="1" w:qFormat="1"/>
+    <w:lsdException w:name="heading 9" w:semiHidden="1" w:uiPriority="9" w:unhideWhenUsed="1" w:qFormat="1"/>
+    <w:lsdException w:name="index 1" w:semiHidden="1" w:unhideWhenUsed="1"/>
+    <w:lsdException w:name="index 2" w:semiHidden="1" w:unhideWhenUsed="1"/>
+    <w:lsdException w:name="index 3" w:semiHidden="1" w:unhideWhenUsed="1"/>
+    <w:lsdException w:name="index 4" w:semiHidden="1" w:unhideWhenUsed="1"/>
+    <w:lsdException w:name="index 5" w:semiHidden="1" w:unhideWhenUsed="1"/>
+    <w:lsdException w:name="index 6" w:semiHidden="1" w:unhideWhenUsed="1"/>
+    <w:lsdException w:name="index 7" w:semiHidden="1" w:unhideWhenUsed="1"/>
+    <w:lsdException w:name="index 8" w:semiHidden="1" w:unhideWhenUsed="1"/>
+    <w:lsdException w:name="index 9" w:semiHidden="1" w:unhideWhenUsed="1"/>
+    <w:lsdException w:name="toc 1" w:semiHidden="1" w:uiPriority="39" w:unhideWhenUsed="1"/>
+    <w:lsdException w:name="toc 2" w:semiHidden="1" w:uiPriority="39" w:unhideWhenUsed="1"/>
+    <w:lsdException w:name="toc 3" w:semiHidden="1" w:uiPriority="39" w:unhideWhenUsed="1"/>
+    <w:lsdException w:name="toc 4" w:semiHidden="1" w:uiPriority="39" w:unhideWhenUsed="1"/>
+    <w:lsdException w:name="toc 5" w:semiHidden="1" w:uiPriority="39" w:unhideWhenUsed="1"/>
+    <w:lsdException w:name="toc 6" w:semiHidden="1" w:uiPriority="39" w:unhideWhenUsed="1"/>
+    <w:lsdException w:name="toc 7" w:semiHidden="1" w:uiPriority="39" w:unhideWhenUsed="1"/>
+    <w:lsdException w:name="toc 8" w:semiHidden="1" w:uiPriority="39" w:unhideWhenUsed="1"/>
+    <w:lsdException w:name="toc 9" w:semiHidden="1" w:uiPriority="39" w:unhideWhenUsed="1"/>
+    <w:lsdException w:name="Normal Indent" w:semiHidden="1" w:unhideWhenUsed="1"/>
+    <w:lsdException w:name="footnote text" w:semiHidden="1" w:unhideWhenUsed="1"/>
+    <w:lsdException w:name="annotation text" w:semiHidden="1" w:unhideWhenUsed="1"/>
+    <w:lsdException w:name="header" w:semiHidden="1" w:unhideWhenUsed="1"/>
+    <w:lsdException w:name="footer" w:semiHidden="1" w:unhideWhenUsed="1"/>
+    <w:lsdException w:name="index heading" w:semiHidden="1" w:unhideWhenUsed="1"/>
+    <w:lsdException w:name="caption" w:semiHidden="1" w:uiPriority="35" w:unhideWhenUsed="1" w:qFormat="1"/>
+    <w:lsdException w:name="table of figures" w:semiHidden="1" w:unhideWhenUsed="1"/>
+    <w:lsdException w:name="envelope address" w:semiHidden="1" w:unhideWhenUsed="1"/>
+    <w:lsdException w:name="envelope return" w:semiHidden="1" w:unhideWhenUsed="1"/>
+    <w:lsdException w:name="footnote reference" w:semiHidden="1" w:unhideWhenUsed="1"/>
+    <w:lsdException w:name="annotation reference" w:semiHidden="1" w:unhideWhenUsed="1"/>
+    <w:lsdException w:name="line number" w:semiHidden="1" w:unhideWhenUsed="1"/>
+    <w:lsdException w:name="page number" w:semiHidden="1" w:unhideWhenUsed="1"/>
+    <w:lsdException w:name="endnote reference" w:semiHidden="1" w:unhideWhenUsed="1"/>
+    <w:lsdException w:name="endnote text" w:semiHidden="1" w:unhideWhenUsed="1"/>
+    <w:lsdException w:name="table of authorities" w:semiHidden="1" w:unhideWhenUsed="1"/>
+    <w:lsdException w:name="macro" w:semiHidden="1" w:unhideWhenUsed="1"/>
+    <w:lsdException w:name="toa heading" w:semiHidden="1" w:unhideWhenUsed="1"/>
+    <w:lsdException w:name="List" w:semiHidden="1" w:unhideWhenUsed="1"/>
+    <w:lsdException w:name="List Bullet" w:semiHidden="1" w:unhideWhenUsed="1"/>
+    <w:lsdException w:name="List Number" w:semiHidden="1" w:unhideWhenUsed="1"/>
+    <w:lsdException w:name="List 2" w:semiHidden="1" w:unhideWhenUsed="1"/>
+    <w:lsdException w:name="List 3" w:semiHidden="1" w:unhideWhenUsed="1"/>
+    <w:lsdException w:name="List 4" w:semiHidden="1" w:unhideWhenUsed="1"/>
+    <w:lsdException w:name="List 5" w:semiHidden="1" w:unhideWhenUsed="1"/>
+    <w:lsdException w:name="List Bullet 2" w:semiHidden="1" w:unhideWhenUsed="1"/>
+    <w:lsdException w:name="List Bullet 3" w:semiHidden="1" w:unhideWhenUsed="1"/>
+    <w:lsdException w:name="List Bullet 4" w:semiHidden="1" w:unhideWhenUsed="1"/>
+    <w:lsdException w:name="List Bullet 5" w:semiHidden="1" w:unhideWhenUsed="1"/>
+    <w:lsdException w:name="List Number 2" w:semiHidden="1" w:unhideWhenUsed="1"/>
+    <w:lsdException w:name="List Number 3" w:semiHidden="1" w:unhideWhenUsed="1"/>
+    <w:lsdException w:name="List Number 4" w:semiHidden="1" w:unhideWhenUsed="1"/>
+    <w:lsdException w:name="List Number 5" w:semiHidden="1" w:unhideWhenUsed="1"/>
+    <w:lsdException w:name="Title" w:uiPriority="10" w:qFormat="1"/>
+    <w:lsdException w:name="Closing" w:semiHidden="1" w:unhideWhenUsed="1"/>
+    <w:lsdException w:name="Signature" w:semiHidden="1" w:unhideWhenUsed="1"/>
+    <w:lsdException w:name="Default Paragraph Font" w:semiHidden="1" w:uiPriority="1" w:unhideWhenUsed="1"/>
+    <w:lsdException w:name="Body Text" w:semiHidden="1" w:unhideWhenUsed="1"/>
+    <w:lsdException w:name="Body Text Indent" w:semiHidden="1" w:unhideWhenUsed="1"/>
+    <w:lsdException w:name="List Continue" w:semiHidden="1" w:unhideWhenUsed="1"/>
+    <w:lsdException w:name="List Continue 2" w:semiHidden="1" w:unhideWhenUsed="1"/>
+    <w:lsdException w:name="List Continue 3" w:semiHidden="1" w:unhideWhenUsed="1"/>
+    <w:lsdException w:name="List Continue 4" w:semiHidden="1" w:unhideWhenUsed="1"/>
+    <w:lsdException w:name="List Continue 5" w:semiHidden="1" w:unhideWhenUsed="1"/>
+    <w:lsdException w:name="Message Header" w:semiHidden="1" w:unhideWhenUsed="1"/>
+    <w:lsdException w:name="Subtitle" w:uiPriority="11" w:qFormat="1"/>
+    <w:lsdException w:name="Salutation" w:semiHidden="1" w:unhideWhenUsed="1"/>
+    <w:lsdException w:name="Date" w:semiHidden="1" w:unhideWhenUsed="1"/>
+    <w:lsdException w:name="Body Text First Indent" w:semiHidden="1" w:unhideWhenUsed="1"/>
+    <w:lsdException w:name="Body Text First Indent 2" w:semiHidden="1" w:unhideWhenUsed="1"/>
+    <w:lsdException w:name="Note Heading" w:semiHidden="1" w:unhideWhenUsed="1"/>
+    <w:lsdException w:name="Body Text 2" w:semiHidden="1" w:unhideWhenUsed="1"/>
+    <w:lsdException w:name="Body Text 3" w:semiHidden="1" w:unhideWhenUsed="1"/>
+    <w:lsdException w:name="Body Text Indent 2" w:semiHidden="1" w:unhideWhenUsed="1"/>
+    <w:lsdException w:name="Body Text Indent 3" w:semiHidden="1" w:unhideWhenUsed="1"/>
+    <w:lsdException w:name="Block Text" w:semiHidden="1" w:unhideWhenUsed="1"/>
+    <w:lsdException w:name="Hyperlink" w:semiHidden="1" w:unhideWhenUsed="1"/>
+    <w:lsdException w:name="FollowedHyperlink" w:semiHidden="1" w:unhideWhenUsed="1"/>
+    <w:lsdException w:name="Strong" w:uiPriority="22" w:qFormat="1"/>
+    <w:lsdException w:name="Emphasis" w:uiPriority="20" w:qFormat="1"/>
+    <w:lsdException w:name="Document Map" w:semiHidden="1" w:unhideWhenUsed="1"/>
+    <w:lsdException w:name="Plain Text" w:semiHidden="1" w:unhideWhenUsed="1"/>
+    <w:lsdException w:name="E-mail Signature" w:semiHidden="1" w:unhideWhenUsed="1"/>
+    <w:lsdException w:name="HTML Top of Form" w:semiHidden="1" w:unhideWhenUsed="1"/>
+    <w:lsdException w:name="HTML Bottom of Form" w:semiHidden="1" w:unhideWhenUsed="1"/>
+    <w:lsdException w:name="Normal (Web)" w:semiHidden="1" w:unhideWhenUsed="1"/>
+    <w:lsdException w:name="HTML Acronym" w:semiHidden="1" w:unhideWhenUsed="1"/>
+    <w:lsdException w:name="HTML Address" w:semiHidden="1" w:unhideWhenUsed="1"/>
+    <w:lsdException w:name="HTML Cite" w:semiHidden="1" w:unhideWhenUsed="1"/>
+    <w:lsdException w:name="HTML Code" w:semiHidden="1" w:unhideWhenUsed="1"/>
+    <w:lsdException w:name="HTML Definition" w:semiHidden="1" w:unhideWhenUsed="1"/>
+    <w:lsdException w:name="HTML Keyboard" w:semiHidden="1" w:unhideWhenUsed="1"/>
+    <w:lsdException w:name="HTML Preformatted" w:semiHidden="1" w:unhideWhenUsed="1"/>
+    <w:lsdException w:name="HTML Sample" w:semiHidden="1" w:unhideWhenUsed="1"/>
+    <w:lsdException w:name="HTML Typewriter" w:semiHidden="1" w:unhideWhenUsed="1"/>
+    <w:lsdException w:name="HTML Variable" w:semiHidden="1" w:unhideWhenUsed="1"/>
+    <w:lsdException w:name="Normal Table" w:semiHidden="1" w:unhideWhenUsed="1"/>
+    <w:lsdException w:name="annotation subject" w:semiHidden="1" w:unhideWhenUsed="1"/>
+    <w:lsdException w:name="No List" w:semiHidden="1" w:unhideWhenUsed="1"/>
+    <w:lsdException w:name="Outline List 1" w:semiHidden="1" w:unhideWhenUsed="1"/>
+    <w:lsdException w:name="Outline List 2" w:semiHidden="1" w:unhideWhenUsed="1"/>
+    <w:lsdException w:name="Outline List 3" w:semiHidden="1" w:unhideWhenUsed="1"/>
+    <w:lsdException w:name="Table Simple 1" w:semiHidden="1" w:unhideWhenUsed="1"/>
+    <w:lsdException w:name="Table Simple 2" w:semiHidden="1" w:unhideWhenUsed="1"/>
+    <w:lsdException w:name="Table Simple 3" w:semiHidden="1" w:unhideWhenUsed="1"/>
+    <w:lsdException w:name="Table Classic 1" w:semiHidden="1" w:unhideWhenUsed="1"/>
+    <w:lsdException w:name="Table Classic 2" w:semiHidden="1" w:unhideWhenUsed="1"/>
+    <w:lsdException w:name="Table Classic 3" w:semiHidden="1" w:unhideWhenUsed="1"/>
+    <w:lsdException w:name="Table Classic 4" w:semiHidden="1" w:unhideWhenUsed="1"/>
+    <w:lsdException w:name="Table Colorful 1" w:semiHidden="1" w:unhideWhenUsed="1"/>
+    <w:lsdException w:name="Table Colorful 2" w:semiHidden="1" w:unhideWhenUsed="1"/>
+    <w:lsdException w:name="Table Colorful 3" w:semiHidden="1" w:unhideWhenUsed="1"/>
+    <w:lsdException w:name="Table Columns 1" w:semiHidden="1" w:unhideWhenUsed="1"/>
+    <w:lsdException w:name="Table Columns 2" w:semiHidden="1" w:unhideWhenUsed="1"/>
+    <w:lsdException w:name="Table Columns 3" w:semiHidden="1" w:unhideWhenUsed="1"/>
+    <w:lsdException w:name="Table Columns 4" w:semiHidden="1" w:unhideWhenUsed="1"/>
+    <w:lsdException w:name="Table Columns 5" w:semiHidden="1" w:unhideWhenUsed="1"/>
+    <w:lsdException w:name="Table Grid 1" w:semiHidden="1" w:unhideWhenUsed="1"/>
+    <w:lsdException w:name="Table Grid 2" w:semiHidden="1" w:unhideWhenUsed="1"/>
+    <w:lsdException w:name="Table Grid 3" w:semiHidden="1" w:unhideWhenUsed="1"/>
+    <w:lsdException w:name="Table Grid 4" w:semiHidden="1" w:unhideWhenUsed="1"/>
+    <w:lsdException w:name="Table Grid 5" w:semiHidden="1" w:unhideWhenUsed="1"/>
+    <w:lsdException w:name="Table Grid 6" w:semiHidden="1" w:unhideWhenUsed="1"/>
+    <w:lsdException w:name="Table Grid 7" w:semiHidden="1" w:unhideWhenUsed="1"/>
+    <w:lsdException w:name="Table Grid 8" w:semiHidden="1" w:unhideWhenUsed="1"/>
+    <w:lsdException w:name="Table List 1" w:semiHidden="1" w:unhideWhenUsed="1"/>
+    <w:lsdException w:name="Table List 2" w:semiHidden="1" w:unhideWhenUsed="1"/>
+    <w:lsdException w:name="Table List 3" w:semiHidden="1" w:unhideWhenUsed="1"/>
+    <w:lsdException w:name="Table List 4" w:semiHidden="1" w:unhideWhenUsed="1"/>
+    <w:lsdException w:name="Table List 5" w:semiHidden="1" w:unhideWhenUsed="1"/>
+    <w:lsdException w:name="Table List 6" w:semiHidden="1" w:unhideWhenUsed="1"/>
+    <w:lsdException w:name="Table List 7" w:semiHidden="1" w:unhideWhenUsed="1"/>
+    <w:lsdException w:name="Table List 8" w:semiHidden="1" w:unhideWhenUsed="1"/>
+    <w:lsdException w:name="Table 3D effects 1" w:semiHidden="1" w:unhideWhenUsed="1"/>
+    <w:lsdException w:name="Table 3D effects 2" w:semiHidden="1" w:unhideWhenUsed="1"/>
+    <w:lsdException w:name="Table 3D effects 3" w:semiHidden="1" w:unhideWhenUsed="1"/>
+    <w:lsdException w:name="Table Contemporary" w:semiHidden="1" w:unhideWhenUsed="1"/>
+    <w:lsdException w:name="Table Elegant" w:semiHidden="1" w:unhideWhenUsed="1"/>
+    <w:lsdException w:name="Table Professional" w:semiHidden="1" w:unhideWhenUsed="1"/>
+    <w:lsdException w:name="Table Subtle 1" w:semiHidden="1" w:unhideWhenUsed="1"/>
+    <w:lsdException w:name="Table Subtle 2" w:semiHidden="1" w:unhideWhenUsed="1"/>
+    <w:lsdException w:name="Table Web 1" w:semiHidden="1" w:unhideWhenUsed="1"/>
+    <w:lsdException w:name="Table Web 2" w:semiHidden="1" w:unhideWhenUsed="1"/>
+    <w:lsdException w:name="Table Web 3" w:semiHidden="1" w:unhideWhenUsed="1"/>
+    <w:lsdException w:name="Balloon Text" w:semiHidden="1" w:unhideWhenUsed="1"/>
+    <w:lsdException w:name="Table Grid" w:uiPriority="39"/>
+    <w:lsdException w:name="Table Theme" w:semiHidden="1" w:unhideWhenUsed="1"/>
+    <w:lsdException w:name="Placeholder Text" w:semiHidden="1"/>
+    <w:lsdException w:name="No Spacing" w:uiPriority="1" w:qFormat="1"/>
+    <w:lsdException w:name="Light Shading" w:uiPriority="60"/>
+    <w:lsdException w:name="Light List" w:uiPriority="61"/>
+    <w:lsdException w:name="Light Grid" w:uiPriority="62"/>
+    <w:lsdException w:name="Medium Shading 1" w:uiPriority="63"/>
+    <w:lsdException w:name="Medium Shading 2" w:uiPriority="64"/>
+    <w:lsdException w:name="Medium List 1" w:uiPriority="65"/>
+    <w:lsdException w:name="Medium List 2" w:uiPriority="66"/>
+    <w:lsdException w:name="Medium Grid 1" w:uiPriority="67"/>
+    <w:lsdException w:name="Medium Grid 2" w:uiPriority="68"/>
+    <w:lsdException w:name="Medium Grid 3" w:uiPriority="69"/>
+    <w:lsdException w:name="Dark List" w:uiPriority="70"/>
+    <w:lsdException w:name="Colorful Shading" w:uiPriority="71"/>
+    <w:lsdException w:name="Colorful List" w:uiPriority="72"/>
+    <w:lsdException w:name="Colorful Grid" w:uiPriority="73"/>
+    <w:lsdException w:name="Light Shading Accent 1" w:uiPriority="60"/>
+    <w:lsdException w:name="Light List Accent 1" w:uiPriority="61"/>
+    <w:lsdException w:name="Light Grid Accent 1" w:uiPriority="62"/>
+    <w:lsdException w:name="Medium Shading 1 Accent 1" w:uiPriority="63"/>
+    <w:lsdException w:name="Medium Shading 2 Accent 1" w:uiPriority="64"/>
+    <w:lsdException w:name="Medium List 1 Accent 1" w:uiPriority="65"/>
+    <w:lsdException w:name="Revision" w:semiHidden="1"/>
+    <w:lsdException w:name="List Paragraph" w:uiPriority="34" w:qFormat="1"/>
+    <w:lsdException w:name="Quote" w:uiPriority="29" w:qFormat="1"/>
+    <w:lsdException w:name="Intense Quote" w:uiPriority="30" w:qFormat="1"/>
+    <w:lsdException w:name="Medium List 2 Accent 1" w:uiPriority="66"/>
+    <w:lsdException w:name="Medium Grid 1 Accent 1" w:uiPriority="67"/>
+    <w:lsdException w:name="Medium Grid 2 Accent 1" w:uiPriority="68"/>
+    <w:lsdException w:name="Medium Grid 3 Accent 1" w:uiPriority="69"/>
+    <w:lsdException w:name="Dark List Accent 1" w:uiPriority="70"/>
+    <w:lsdException w:name="Colorful Shading Accent 1" w:uiPriority="71"/>
+    <w:lsdException w:name="Colorful List Accent 1" w:uiPriority="72"/>
+    <w:lsdException w:name="Colorful Grid Accent 1" w:uiPriority="73"/>
+    <w:lsdException w:name="Light Shading Accent 2" w:uiPriority="60"/>
+    <w:lsdException w:name="Light List Accent 2" w:uiPriority="61"/>
+    <w:lsdException w:name="Light Grid Accent 2" w:uiPriority="62"/>
+    <w:lsdException w:name="Medium Shading 1 Accent 2" w:uiPriority="63"/>
+    <w:lsdException w:name="Medium Shading 2 Accent 2" w:uiPriority="64"/>
+    <w:lsdException w:name="Medium List 1 Accent 2" w:uiPriority="65"/>
+    <w:lsdException w:name="Medium List 2 Accent 2" w:uiPriority="66"/>
+    <w:lsdException w:name="Medium Grid 1 Accent 2" w:uiPriority="67"/>
+    <w:lsdException w:name="Medium Grid 2 Accent 2" w:uiPriority="68"/>
+    <w:lsdException w:name="Medium Grid 3 Accent 2" w:uiPriority="69"/>
+    <w:lsdException w:name="Dark List Accent 2" w:uiPriority="70"/>
+    <w:lsdException w:name="Colorful Shading Accent 2" w:uiPriority="71"/>
+    <w:lsdException w:name="Colorful List Accent 2" w:uiPriority="72"/>
+    <w:lsdException w:name="Colorful Grid Accent 2" w:uiPriority="73"/>
+    <w:lsdException w:name="Light Shading Accent 3" w:uiPriority="60"/>
+    <w:lsdException w:name="Light List Accent 3" w:uiPriority="61"/>
+    <w:lsdException w:name="Light Grid Accent 3" w:uiPriority="62"/>
+    <w:lsdException w:name="Medium Shading 1 Accent 3" w:uiPriority="63"/>
+    <w:lsdException w:name="Medium Shading 2 Accent 3" w:uiPriority="64"/>
+    <w:lsdException w:name="Medium List 1 Accent 3" w:uiPriority="65"/>
+    <w:lsdException w:name="Medium List 2 Accent 3" w:uiPriority="66"/>
+    <w:lsdException w:name="Medium Grid 1 Accent 3" w:uiPriority="67"/>
+    <w:lsdException w:name="Medium Grid 2 Accent 3" w:uiPriority="68"/>
+    <w:lsdException w:name="Medium Grid 3 Accent 3" w:uiPriority="69"/>
+    <w:lsdException w:name="Dark List Accent 3" w:uiPriority="70"/>
+    <w:lsdException w:name="Colorful Shading Accent 3" w:uiPriority="71"/>
+    <w:lsdException w:name="Colorful List Accent 3" w:uiPriority="72"/>
+    <w:lsdException w:name="Colorful Grid Accent 3" w:uiPriority="73"/>
+    <w:lsdException w:name="Light Shading Accent 4" w:uiPriority="60"/>
+    <w:lsdException w:name="Light List Accent 4" w:uiPriority="61"/>
+    <w:lsdException w:name="Light Grid Accent 4" w:uiPriority="62"/>
+    <w:lsdException w:name="Medium Shading 1 Accent 4" w:uiPriority="63"/>
+    <w:lsdException w:name="Medium Shading 2 Accent 4" w:uiPriority="64"/>
+    <w:lsdException w:name="Medium List 1 Accent 4" w:uiPriority="65"/>
+    <w:lsdException w:name="Medium List 2 Accent 4" w:uiPriority="66"/>
+    <w:lsdException w:name="Medium Grid 1 Accent 4" w:uiPriority="67"/>
+    <w:lsdException w:name="Medium Grid 2 Accent 4" w:uiPriority="68"/>
+    <w:lsdException w:name="Medium Grid 3 Accent 4" w:uiPriority="69"/>
+    <w:lsdException w:name="Dark List Accent 4" w:uiPriority="70"/>
+    <w:lsdException w:name="Colorful Shading Accent 4" w:uiPriority="71"/>
+    <w:lsdException w:name="Colorful List Accent 4" w:uiPriority="72"/>
+    <w:lsdException w:name="Colorful Grid Accent 4" w:uiPriority="73"/>
+    <w:lsdException w:name="Light Shading Accent 5" w:uiPriority="60"/>
+    <w:lsdException w:name="Light List Accent 5" w:uiPriority="61"/>
+    <w:lsdException w:name="Light Grid Accent 5" w:uiPriority="62"/>
+    <w:lsdException w:name="Medium Shading 1 Accent 5" w:uiPriority="63"/>
+    <w:lsdException w:name="Medium Shading 2 Accent 5" w:uiPriority="64"/>
+    <w:lsdException w:name="Medium List 1 Accent 5" w:uiPriority="65"/>
+    <w:lsdException w:name="Medium List 2 Accent 5" w:uiPriority="66"/>
+    <w:lsdException w:name="Medium Grid 1 Accent 5" w:uiPriority="67"/>
+    <w:lsdException w:name="Medium Grid 2 Accent 5" w:uiPriority="68"/>
+    <w:lsdException w:name="Medium Grid 3 Accent 5" w:uiPriority="69"/>
+    <w:lsdException w:name="Dark List Accent 5" w:uiPriority="70"/>
+    <w:lsdException w:name="Colorful Shading Accent 5" w:uiPriority="71"/>
+    <w:lsdException w:name="Colorful List Accent 5" w:uiPriority="72"/>
+    <w:lsdException w:name="Colorful Grid Accent 5" w:uiPriority="73"/>
+    <w:lsdException w:name="Light Shading Accent 6" w:uiPriority="60"/>
+    <w:lsdException w:name="Light List Accent 6" w:uiPriority="61"/>
+    <w:lsdException w:name="Light Grid Accent 6" w:uiPriority="62"/>
+    <w:lsdException w:name="Medium Shading 1 Accent 6" w:uiPriority="63"/>
+    <w:lsdException w:name="Medium Shading 2 Accent 6" w:uiPriority="64"/>
+    <w:lsdException w:name="Medium List 1 Accent 6" w:uiPriority="65"/>
+    <w:lsdException w:name="Medium List 2 Accent 6" w:uiPriority="66"/>
+    <w:lsdException w:name="Medium Grid 1 Accent 6" w:uiPriority="67"/>
+    <w:lsdException w:name="Medium Grid 2 Accent 6" w:uiPriority="68"/>
+    <w:lsdException w:name="Medium Grid 3 Accent 6" w:uiPriority="69"/>
+    <w:lsdException w:name="Dark List Accent 6" w:uiPriority="70"/>
+    <w:lsdException w:name="Colorful Shading Accent 6" w:uiPriority="71"/>
+    <w:lsdException w:name="Colorful List Accent 6" w:uiPriority="72"/>
+    <w:lsdException w:name="Colorful Grid Accent 6" w:uiPriority="73"/>
+    <w:lsdException w:name="Subtle Emphasis" w:uiPriority="19" w:qFormat="1"/>
+    <w:lsdException w:name="Intense Emphasis" w:uiPriority="21" w:qFormat="1"/>
+    <w:lsdException w:name="Subtle Reference" w:uiPriority="31" w:qFormat="1"/>
+    <w:lsdException w:name="Intense Reference" w:uiPriority="32" w:qFormat="1"/>
+    <w:lsdException w:name="Book Title" w:uiPriority="33" w:qFormat="1"/>
+    <w:lsdException w:name="Bibliography" w:semiHidden="1" w:uiPriority="37" w:unhideWhenUsed="1"/>
+    <w:lsdException w:name="TOC Heading" w:semiHidden="1" w:uiPriority="39" w:unhideWhenUsed="1" w:qFormat="1"/>
+    <w:lsdException w:name="Plain Table 1" w:uiPriority="41"/>
+    <w:lsdException w:name="Plain Table 2" w:uiPriority="42"/>
+    <w:lsdException w:name="Plain Table 3" w:uiPriority="43"/>
+    <w:lsdException w:name="Plain Table 4" w:uiPriority="44"/>
+    <w:lsdException w:name="Plain Table 5" w:uiPriority="45"/>
+    <w:lsdException w:name="Grid Table Light" w:uiPriority="40"/>
+    <w:lsdException w:name="Grid Table 1 Light" w:uiPriority="46"/>
+    <w:lsdException w:name="Grid Table 2" w:uiPriority="47"/>
+    <w:lsdException w:name="Grid Table 3" w:uiPriority="48"/>
+    <w:lsdException w:name="Grid Table 4" w:uiPriority="49"/>
+    <w:lsdException w:name="Grid Table 5 Dark" w:uiPriority="50"/>
+    <w:lsdException w:name="Grid Table 6 Colorful" w:uiPriority="51"/>
+    <w:lsdException w:name="Grid Table 7 Colorful" w:uiPriority="52"/>
+    <w:lsdException w:name="Grid Table 1 Light Accent 1" w:uiPriority="46"/>
+    <w:lsdException w:name="Grid Table 2 Accent 1" w:uiPriority="47"/>
+    <w:lsdException w:name="Grid Table 3 Accent 1" w:uiPriority="48"/>
+    <w:lsdException w:name="Grid Table 4 Accent 1" w:uiPriority="49"/>
+    <w:lsdException w:name="Grid Table 5 Dark Accent 1" w:uiPriority="50"/>
+    <w:lsdException w:name="Grid Table 6 Colorful Accent 1" w:uiPriority="51"/>
+    <w:lsdException w:name="Grid Table 7 Colorful Accent 1" w:uiPriority="52"/>
+    <w:lsdException w:name="Grid Table 1 Light Accent 2" w:uiPriority="46"/>
+    <w:lsdException w:name="Grid Table 2 Accent 2" w:uiPriority="47"/>
+    <w:lsdException w:name="Grid Table 3 Accent 2" w:uiPriority="48"/>
+    <w:lsdException w:name="Grid Table 4 Accent 2" w:uiPriority="49"/>
+    <w:lsdException w:name="Grid Table 5 Dark Accent 2" w:uiPriority="50"/>
+    <w:lsdException w:name="Grid Table 6 Colorful Accent 2" w:uiPriority="51"/>
+    <w:lsdException w:name="Grid Table 7 Colorful Accent 2" w:uiPriority="52"/>
+    <w:lsdException w:name="Grid Table 1 Light Accent 3" w:uiPriority="46"/>
+    <w:lsdException w:name="Grid Table 2 Accent 3" w:uiPriority="47"/>
+    <w:lsdException w:name="Grid Table 3 Accent 3" w:uiPriority="48"/>
+    <w:lsdException w:name="Grid Table 4 Accent 3" w:uiPriority="49"/>
+    <w:lsdException w:name="Grid Table 5 Dark Accent 3" w:uiPriority="50"/>
+    <w:lsdException w:name="Grid Table 6 Colorful Accent 3" w:uiPriority="51"/>
+    <w:lsdException w:name="Grid Table 7 Colorful Accent 3" w:uiPriority="52"/>
+    <w:lsdException w:name="Grid Table 1 Light Accent 4" w:uiPriority="46"/>
+    <w:lsdException w:name="Grid Table 2 Accent 4" w:uiPriority="47"/>
+    <w:lsdException w:name="Grid Table 3 Accent 4" w:uiPriority="48"/>
+    <w:lsdException w:name="Grid Table 4 Accent 4" w:uiPriority="49"/>
+    <w:lsdException w:name="Grid Table 5 Dark Accent 4" w:uiPriority="50"/>
+    <w:lsdException w:name="Grid Table 6 Colorful Accent 4" w:uiPriority="51"/>
+    <w:lsdException w:name="Grid Table 7 Colorful Accent 4" w:uiPriority="52"/>
+    <w:lsdException w:name="Grid Table 1 Light Accent 5" w:uiPriority="46"/>
+    <w:lsdException w:name="Grid Table 2 Accent 5" w:uiPriority="47"/>
+    <w:lsdException w:name="Grid Table 3 Accent 5" w:uiPriority="48"/>
+    <w:lsdException w:name="Grid Table 4 Accent 5" w:uiPriority="49"/>
+    <w:lsdException w:name="Grid Table 5 Dark Accent 5" w:uiPriority="50"/>
+    <w:lsdException w:name="Grid Table 6 Colorful Accent 5" w:uiPriority="51"/>
+    <w:lsdException w:name="Grid Table 7 Colorful Accent 5" w:uiPriority="52"/>
+    <w:lsdException w:name="Grid Table 1 Light Accent 6" w:uiPriority="46"/>
+    <w:lsdException w:name="Grid Table 2 Accent 6" w:uiPriority="47"/>
+    <w:lsdException w:name="Grid Table 3 Accent 6" w:uiPriority="48"/>
+    <w:lsdException w:name="Grid Table 4 Accent 6" w:uiPriority="49"/>
+    <w:lsdException w:name="Grid Table 5 Dark Accent 6" w:uiPriority="50"/>
+    <w:lsdException w:name="Grid Table 6 Colorful Accent 6" w:uiPriority="51"/>
+    <w:lsdException w:name="Grid Table 7 Colorful Accent 6" w:uiPriority="52"/>
+    <w:lsdException w:name="List Table 1 Light" w:uiPriority="46"/>
+    <w:lsdException w:name="List Table 2" w:uiPriority="47"/>
+    <w:lsdException w:name="List Table 3" w:uiPriority="48"/>
+    <w:lsdException w:name="List Table 4" w:uiPriority="49"/>
+    <w:lsdException w:name="List Table 5 Dark" w:uiPriority="50"/>
+    <w:lsdException w:name="List Table 6 Colorful" w:uiPriority="51"/>
+    <w:lsdException w:name="List Table 7 Colorful" w:uiPriority="52"/>
+    <w:lsdException w:name="List Table 1 Light Accent 1" w:uiPriority="46"/>
+    <w:lsdException w:name="List Table 2 Accent 1" w:uiPriority="47"/>
+    <w:lsdException w:name="List Table 3 Accent 1" w:uiPriority="48"/>
+    <w:lsdException w:name="List Table 4 Accent 1" w:uiPriority="49"/>
+    <w:lsdException w:name="List Table 5 Dark Accent 1" w:uiPriority="50"/>
+    <w:lsdException w:name="List Table 6 Colorful Accent 1" w:uiPriority="51"/>
+    <w:lsdException w:name="List Table 7 Colorful Accent 1" w:uiPriority="52"/>
+    <w:lsdException w:name="List Table 1 Light Accent 2" w:uiPriority="46"/>
+    <w:lsdException w:name="List Table 2 Accent 2" w:uiPriority="47"/>
+    <w:lsdException w:name="List Table 3 Accent 2" w:uiPriority="48"/>
+    <w:lsdException w:name="List Table 4 Accent 2" w:uiPriority="49"/>
+    <w:lsdException w:name="List Table 5 Dark Accent 2" w:uiPriority="50"/>
+    <w:lsdException w:name="List Table 6 Colorful Accent 2" w:uiPriority="51"/>
+    <w:lsdException w:name="List Table 7 Colorful Accent 2" w:uiPriority="52"/>
+    <w:lsdException w:name="List Table 1 Light Accent 3" w:uiPriority="46"/>
+    <w:lsdException w:name="List Table 2 Accent 3" w:uiPriority="47"/>
+    <w:lsdException w:name="List Table 3 Accent 3" w:uiPriority="48"/>
+    <w:lsdException w:name="List Table 4 Accent 3" w:uiPriority="49"/>
+    <w:lsdException w:name="List Table 5 Dark Accent 3" w:uiPriority="50"/>
+    <w:lsdException w:name="List Table 6 Colorful Accent 3" w:uiPriority="51"/>
+    <w:lsdException w:name="List Table 7 Colorful Accent 3" w:uiPriority="52"/>
+    <w:lsdException w:name="List Table 1 Light Accent 4" w:uiPriority="46"/>
+    <w:lsdException w:name="List Table 2 Accent 4" w:uiPriority="47"/>
+    <w:lsdException w:name="List Table 3 Accent 4" w:uiPriority="48"/>
+    <w:lsdException w:name="List Table 4 Accent 4" w:uiPriority="49"/>
+    <w:lsdException w:name="List Table 5 Dark Accent 4" w:uiPriority="50"/>
+    <w:lsdException w:name="List Table 6 Colorful Accent 4" w:uiPriority="51"/>
+    <w:lsdException w:name="List Table 7 Colorful Accent 4" w:uiPriority="52"/>
+    <w:lsdException w:name="List Table 1 Light Accent 5" w:uiPriority="46"/>
+    <w:lsdException w:name="List Table 2 Accent 5" w:uiPriority="47"/>
+    <w:lsdException w:name="List Table 3 Accent 5" w:uiPriority="48"/>
+    <w:lsdException w:name="List Table 4 Accent 5" w:uiPriority="49"/>
+    <w:lsdException w:name="List Table 5 Dark Accent 5" w:uiPriority="50"/>
+    <w:lsdException w:name="List Table 6 Colorful Accent 5" w:uiPriority="51"/>
+    <w:lsdException w:name="List Table 7 Colorful Accent 5" w:uiPriority="52"/>
+    <w:lsdException w:name="List Table 1 Light Accent 6" w:uiPriority="46"/>
+    <w:lsdException w:name="List Table 2 Accent 6" w:uiPriority="47"/>
+    <w:lsdException w:name="List Table 3 Accent 6" w:uiPriority="48"/>
+    <w:lsdException w:name="List Table 4 Accent 6" w:uiPriority="49"/>
+    <w:lsdException w:name="List Table 5 Dark Accent 6" w:uiPriority="50"/>
+    <w:lsdException w:name="List Table 6 Colorful Accent 6" w:uiPriority="51"/>
+    <w:lsdException w:name="List Table 7 Colorful Accent 6" w:uiPriority="52"/>
+  </w:latentStyles>
+  <w:style w:type="paragraph" w:default="1" w:styleId="Normal">
+    <w:name w:val="Normal"/>
   </w:style>
   <w:style w:type="paragraph" w:styleId="Heading1">
     <w:name w:val="heading 1"/>
     <w:basedOn w:val="Normal"/>
     <w:next w:val="Normal"/>
     <w:pPr>
-      <w:keepNext w:val="1"/>
-      <w:keepLines w:val="1"/>
-      <w:pageBreakBefore w:val="0"/>
-      <w:spacing w:after="120" w:before="480" w:lineRule="auto"/>
+      <w:keepNext/>
+      <w:keepLines/>
+      <w:spacing w:before="480" w:after="120"/>
+      <w:outlineLvl w:val="0"/>
     </w:pPr>
     <w:rPr>
-      <w:b w:val="1"/>
+      <w:b/>
       <w:sz w:val="48"/>
       <w:szCs w:val="48"/>
     </w:rPr>
@@ -1861,13 +2422,13 @@
     <w:basedOn w:val="Normal"/>
     <w:next w:val="Normal"/>
     <w:pPr>
-      <w:keepNext w:val="1"/>
-      <w:keepLines w:val="1"/>
-      <w:pageBreakBefore w:val="0"/>
-      <w:spacing w:after="80" w:before="360" w:lineRule="auto"/>
+      <w:keepNext/>
+      <w:keepLines/>
+      <w:spacing w:before="360" w:after="80"/>
+      <w:outlineLvl w:val="1"/>
     </w:pPr>
     <w:rPr>
-      <w:b w:val="1"/>
+      <w:b/>
       <w:sz w:val="36"/>
       <w:szCs w:val="36"/>
     </w:rPr>
@@ -1877,13 +2438,13 @@
     <w:basedOn w:val="Normal"/>
     <w:next w:val="Normal"/>
     <w:pPr>
-      <w:keepNext w:val="1"/>
-      <w:keepLines w:val="1"/>
-      <w:pageBreakBefore w:val="0"/>
-      <w:spacing w:after="80" w:before="280" w:lineRule="auto"/>
+      <w:keepNext/>
+      <w:keepLines/>
+      <w:spacing w:before="280" w:after="80"/>
+      <w:outlineLvl w:val="2"/>
     </w:pPr>
     <w:rPr>
-      <w:b w:val="1"/>
+      <w:b/>
       <w:sz w:val="28"/>
       <w:szCs w:val="28"/>
     </w:rPr>
@@ -1893,13 +2454,13 @@
     <w:basedOn w:val="Normal"/>
     <w:next w:val="Normal"/>
     <w:pPr>
-      <w:keepNext w:val="1"/>
-      <w:keepLines w:val="1"/>
-      <w:pageBreakBefore w:val="0"/>
-      <w:spacing w:after="40" w:before="240" w:lineRule="auto"/>
+      <w:keepNext/>
+      <w:keepLines/>
+      <w:spacing w:before="240" w:after="40"/>
+      <w:outlineLvl w:val="3"/>
     </w:pPr>
     <w:rPr>
-      <w:b w:val="1"/>
+      <w:b/>
       <w:sz w:val="24"/>
       <w:szCs w:val="24"/>
     </w:rPr>
@@ -1909,15 +2470,13 @@
     <w:basedOn w:val="Normal"/>
     <w:next w:val="Normal"/>
     <w:pPr>
-      <w:keepNext w:val="1"/>
-      <w:keepLines w:val="1"/>
-      <w:pageBreakBefore w:val="0"/>
-      <w:spacing w:after="40" w:before="220" w:lineRule="auto"/>
+      <w:keepNext/>
+      <w:keepLines/>
+      <w:spacing w:before="220" w:after="40"/>
+      <w:outlineLvl w:val="4"/>
     </w:pPr>
     <w:rPr>
-      <w:b w:val="1"/>
-      <w:sz w:val="22"/>
-      <w:szCs w:val="22"/>
+      <w:b/>
     </w:rPr>
   </w:style>
   <w:style w:type="paragraph" w:styleId="Heading6">
@@ -1925,29 +2484,55 @@
     <w:basedOn w:val="Normal"/>
     <w:next w:val="Normal"/>
     <w:pPr>
-      <w:keepNext w:val="1"/>
-      <w:keepLines w:val="1"/>
-      <w:pageBreakBefore w:val="0"/>
-      <w:spacing w:after="40" w:before="200" w:lineRule="auto"/>
+      <w:keepNext/>
+      <w:keepLines/>
+      <w:spacing w:before="200" w:after="40"/>
+      <w:outlineLvl w:val="5"/>
     </w:pPr>
     <w:rPr>
-      <w:b w:val="1"/>
+      <w:b/>
       <w:sz w:val="20"/>
       <w:szCs w:val="20"/>
     </w:rPr>
+  </w:style>
+  <w:style w:type="character" w:default="1" w:styleId="DefaultParagraphFont">
+    <w:name w:val="Default Paragraph Font"/>
+    <w:uiPriority w:val="1"/>
+    <w:semiHidden/>
+    <w:unhideWhenUsed/>
+  </w:style>
+  <w:style w:type="table" w:default="1" w:styleId="TableNormal">
+    <w:name w:val="Normal Table"/>
+    <w:uiPriority w:val="99"/>
+    <w:semiHidden/>
+    <w:unhideWhenUsed/>
+    <w:tblPr>
+      <w:tblInd w:w="0" w:type="dxa"/>
+      <w:tblCellMar>
+        <w:top w:w="0" w:type="dxa"/>
+        <w:left w:w="108" w:type="dxa"/>
+        <w:bottom w:w="0" w:type="dxa"/>
+        <w:right w:w="108" w:type="dxa"/>
+      </w:tblCellMar>
+    </w:tblPr>
+  </w:style>
+  <w:style w:type="numbering" w:default="1" w:styleId="NoList">
+    <w:name w:val="No List"/>
+    <w:uiPriority w:val="99"/>
+    <w:semiHidden/>
+    <w:unhideWhenUsed/>
   </w:style>
   <w:style w:type="paragraph" w:styleId="Title">
     <w:name w:val="Title"/>
     <w:basedOn w:val="Normal"/>
     <w:next w:val="Normal"/>
     <w:pPr>
-      <w:keepNext w:val="1"/>
-      <w:keepLines w:val="1"/>
-      <w:pageBreakBefore w:val="0"/>
-      <w:spacing w:after="120" w:before="480" w:lineRule="auto"/>
+      <w:keepNext/>
+      <w:keepLines/>
+      <w:spacing w:before="480" w:after="120"/>
     </w:pPr>
     <w:rPr>
-      <w:b w:val="1"/>
+      <w:b/>
       <w:sz w:val="72"/>
       <w:szCs w:val="72"/>
     </w:rPr>
@@ -1957,20 +2542,19 @@
     <w:basedOn w:val="Normal"/>
     <w:next w:val="Normal"/>
     <w:pPr>
-      <w:keepNext w:val="1"/>
-      <w:keepLines w:val="1"/>
-      <w:pageBreakBefore w:val="0"/>
-      <w:spacing w:after="80" w:before="360" w:lineRule="auto"/>
+      <w:keepNext/>
+      <w:keepLines/>
+      <w:spacing w:before="360" w:after="80"/>
     </w:pPr>
     <w:rPr>
-      <w:rFonts w:ascii="Georgia" w:cs="Georgia" w:eastAsia="Georgia" w:hAnsi="Georgia"/>
-      <w:i w:val="1"/>
+      <w:rFonts w:ascii="Georgia" w:eastAsia="Georgia" w:hAnsi="Georgia" w:cs="Georgia"/>
+      <w:i/>
       <w:color w:val="666666"/>
       <w:sz w:val="48"/>
       <w:szCs w:val="48"/>
     </w:rPr>
   </w:style>
-  <w:style w:type="table" w:styleId="Table1">
+  <w:style w:type="table" w:customStyle="1" w:styleId="a">
     <w:basedOn w:val="TableNormal"/>
     <w:pPr>
       <w:spacing w:after="0" w:line="240" w:lineRule="auto"/>
@@ -1978,12 +2562,6 @@
     <w:tblPr>
       <w:tblStyleRowBandSize w:val="1"/>
       <w:tblStyleColBandSize w:val="1"/>
-      <w:tblCellMar>
-        <w:top w:w="0.0" w:type="dxa"/>
-        <w:left w:w="108.0" w:type="dxa"/>
-        <w:bottom w:w="0.0" w:type="dxa"/>
-        <w:right w:w="108.0" w:type="dxa"/>
-      </w:tblCellMar>
     </w:tblPr>
   </w:style>
 </w:styles>
@@ -2307,4 +2885,16 @@
   </a:objectDefaults>
   <a:extraClrSchemeLst/>
 </a:theme>
+</file>
+
+<file path=customXml/item1.xml><?xml version="1.0" encoding="utf-8"?>
+<b:Sources xmlns:b="http://schemas.openxmlformats.org/officeDocument/2006/bibliography" xmlns="http://schemas.openxmlformats.org/officeDocument/2006/bibliography" SelectedStyle="\APASixthEditionOfficeOnline.xsl" StyleName="APA" Version="6"/>
+</file>
+
+<file path=customXml/itemProps1.xml><?xml version="1.0" encoding="utf-8"?>
+<ds:datastoreItem xmlns:ds="http://schemas.openxmlformats.org/officeDocument/2006/customXml" ds:itemID="{D478D9E1-D4F2-459A-AAD5-5E253AB79236}">
+  <ds:schemaRefs>
+    <ds:schemaRef ds:uri="http://schemas.openxmlformats.org/officeDocument/2006/bibliography"/>
+  </ds:schemaRefs>
+</ds:datastoreItem>
 </file>